--- a/DOCX/OS_SCH_02 Group 6.docx
+++ b/DOCX/OS_SCH_02 Group 6.docx
@@ -2316,7 +2316,7 @@
             <w:sz w:val="26"/>
             <w:szCs w:val="26"/>
           </w:rPr>
-          <w:t>7</w:t>
+          <w:t>8</w:t>
         </w:r>
       </w:hyperlink>
     </w:p>
@@ -2324,11 +2324,7 @@
       <w:pPr>
         <w:pStyle w:val="TOC2"/>
         <w:rPr>
-          <w:rFonts w:eastAsiaTheme="minorEastAsia"/>
-          <w:b w:val="0"/>
-          <w:bCs w:val="0"/>
-          <w:sz w:val="26"/>
-          <w:szCs w:val="26"/>
+          <w:lang w:val="vi-VN"/>
         </w:rPr>
       </w:pPr>
       <w:r>
@@ -2381,6 +2377,97 @@
             <w:szCs w:val="26"/>
             <w:lang w:val="vi-VN"/>
           </w:rPr>
+          <w:t xml:space="preserve">Những gì học được </w:t>
+        </w:r>
+        <w:r>
+          <w:rPr>
+            <w:webHidden/>
+            <w:sz w:val="26"/>
+            <w:szCs w:val="26"/>
+          </w:rPr>
+          <w:tab/>
+        </w:r>
+        <w:r>
+          <w:rPr>
+            <w:webHidden/>
+            <w:sz w:val="26"/>
+            <w:szCs w:val="26"/>
+          </w:rPr>
+          <w:t>8</w:t>
+        </w:r>
+      </w:hyperlink>
+    </w:p>
+    <w:p>
+      <w:pPr>
+        <w:pStyle w:val="TOC2"/>
+        <w:rPr>
+          <w:rFonts w:eastAsiaTheme="minorEastAsia"/>
+          <w:b w:val="0"/>
+          <w:bCs w:val="0"/>
+          <w:sz w:val="26"/>
+          <w:szCs w:val="26"/>
+          <w:lang w:val="vi-VN"/>
+        </w:rPr>
+      </w:pPr>
+      <w:r>
+        <w:rPr>
+          <w:sz w:val="26"/>
+          <w:szCs w:val="26"/>
+          <w:lang w:val="vi-VN"/>
+        </w:rPr>
+        <w:t xml:space="preserve">    </w:t>
+      </w:r>
+      <w:r>
+        <w:rPr>
+          <w:sz w:val="26"/>
+          <w:szCs w:val="26"/>
+          <w:lang w:val="vi-VN"/>
+        </w:rPr>
+        <w:t xml:space="preserve">    </w:t>
+      </w:r>
+      <w:hyperlink w:anchor="_Toc219444682" w:history="1">
+        <w:r>
+          <w:rPr>
+            <w:rStyle w:val="Hyperlink"/>
+            <w:sz w:val="26"/>
+            <w:szCs w:val="26"/>
+          </w:rPr>
+          <w:t>4</w:t>
+        </w:r>
+        <w:r>
+          <w:rPr>
+            <w:rStyle w:val="Hyperlink"/>
+            <w:sz w:val="26"/>
+            <w:szCs w:val="26"/>
+            <w:lang w:val="vi-VN"/>
+          </w:rPr>
+          <w:t>.</w:t>
+        </w:r>
+        <w:r>
+          <w:rPr>
+            <w:rStyle w:val="Hyperlink"/>
+            <w:sz w:val="26"/>
+            <w:szCs w:val="26"/>
+            <w:lang w:val="vi-VN"/>
+          </w:rPr>
+          <w:t>4</w:t>
+        </w:r>
+        <w:r>
+          <w:rPr>
+            <w:rStyle w:val="Hyperlink"/>
+            <w:sz w:val="26"/>
+            <w:szCs w:val="26"/>
+            <w:lang w:val="vi-VN"/>
+          </w:rPr>
+          <w:t xml:space="preserve"> </w:t>
+        </w:r>
+        <w:r>
+          <w:rPr>
+            <w:rStyle w:val="Hyperlink"/>
+            <w:sz w:val="26"/>
+            <w:szCs w:val="26"/>
+            <w:lang w:val="vi-VN"/>
+          </w:rPr>
           <w:t>Kết luận</w:t>
         </w:r>
         <w:r>
@@ -2397,7 +2484,7 @@
             <w:sz w:val="26"/>
             <w:szCs w:val="26"/>
           </w:rPr>
-          <w:t>7</w:t>
+          <w:t>8</w:t>
         </w:r>
       </w:hyperlink>
     </w:p>
@@ -2457,7 +2544,7 @@
             <w:sz w:val="26"/>
             <w:szCs w:val="26"/>
           </w:rPr>
-          <w:t>8</w:t>
+          <w:t>9</w:t>
         </w:r>
       </w:hyperlink>
     </w:p>
@@ -2500,7 +2587,18 @@
         </w:rPr>
         <w:fldChar w:fldCharType="end"/>
       </w:r>
-      <w:fldSimple w:instr=" TOC \o &quot;1-2&quot; \h \z \u "/>
+      <w:r>
+        <w:fldChar w:fldCharType="begin"/>
+      </w:r>
+      <w:r>
+        <w:instrText xml:space="preserve"> TOC \o "1-2" \h \z \u </w:instrText>
+      </w:r>
+      <w:r>
+        <w:fldChar w:fldCharType="separate"/>
+      </w:r>
+      <w:r>
+        <w:fldChar w:fldCharType="end"/>
+      </w:r>
     </w:p>
     <w:tbl>
       <w:tblPr>
@@ -5254,7 +5352,6 @@
           <w:szCs w:val="26"/>
           <w:lang w:val="vi-VN"/>
         </w:rPr>
-        <w:lastRenderedPageBreak/>
         <w:t>Chương 1 : Giới thiệu</w:t>
       </w:r>
     </w:p>
@@ -10029,6 +10126,7 @@
           <w:szCs w:val="26"/>
           <w:lang w:val="vi-VN"/>
         </w:rPr>
+        <w:lastRenderedPageBreak/>
         <w:t xml:space="preserve">                                     </w:t>
       </w:r>
       <w:r>
@@ -10095,7 +10193,6 @@
           <w:sz w:val="26"/>
           <w:szCs w:val="26"/>
         </w:rPr>
-        <w:lastRenderedPageBreak/>
         <w:t>Lấy</w:t>
       </w:r>
       <w:proofErr w:type="spellEnd"/>
@@ -13720,6 +13817,7 @@
           <w:szCs w:val="26"/>
           <w:lang w:val="vi-VN"/>
         </w:rPr>
+        <w:lastRenderedPageBreak/>
         <w:tab/>
       </w:r>
       <w:r>
@@ -15073,7 +15171,6 @@
           <w:sz w:val="26"/>
           <w:szCs w:val="26"/>
         </w:rPr>
-        <w:lastRenderedPageBreak/>
         <w:t>Ví</w:t>
       </w:r>
       <w:proofErr w:type="spellEnd"/>
@@ -15842,6 +15939,8 @@
               <w:jc w:val="both"/>
               <w:rPr>
                 <w:rFonts w:ascii="Times New Roman" w:hAnsi="Times New Roman" w:cs="Times New Roman"/>
+                <w:b/>
+                <w:bCs/>
                 <w:sz w:val="26"/>
                 <w:szCs w:val="26"/>
                 <w:lang w:val="vi-VN"/>
@@ -15850,6 +15949,8 @@
             <w:r>
               <w:rPr>
                 <w:rFonts w:ascii="Times New Roman" w:hAnsi="Times New Roman" w:cs="Times New Roman"/>
+                <w:b/>
+                <w:bCs/>
                 <w:sz w:val="26"/>
                 <w:szCs w:val="26"/>
                 <w:lang w:val="vi-VN"/>
@@ -15868,6 +15969,8 @@
               <w:jc w:val="both"/>
               <w:rPr>
                 <w:rFonts w:ascii="Times New Roman" w:hAnsi="Times New Roman" w:cs="Times New Roman"/>
+                <w:b/>
+                <w:bCs/>
                 <w:sz w:val="26"/>
                 <w:szCs w:val="26"/>
                 <w:lang w:val="vi-VN"/>
@@ -15876,6 +15979,8 @@
             <w:r>
               <w:rPr>
                 <w:rFonts w:ascii="Times New Roman" w:hAnsi="Times New Roman" w:cs="Times New Roman"/>
+                <w:b/>
+                <w:bCs/>
                 <w:sz w:val="26"/>
                 <w:szCs w:val="26"/>
                 <w:lang w:val="vi-VN"/>
@@ -15894,6 +15999,8 @@
               <w:jc w:val="both"/>
               <w:rPr>
                 <w:rFonts w:ascii="Times New Roman" w:hAnsi="Times New Roman" w:cs="Times New Roman"/>
+                <w:b/>
+                <w:bCs/>
                 <w:sz w:val="26"/>
                 <w:szCs w:val="26"/>
                 <w:lang w:val="vi-VN"/>
@@ -15902,6 +16009,8 @@
             <w:r>
               <w:rPr>
                 <w:rFonts w:ascii="Times New Roman" w:hAnsi="Times New Roman" w:cs="Times New Roman"/>
+                <w:b/>
+                <w:bCs/>
                 <w:sz w:val="26"/>
                 <w:szCs w:val="26"/>
                 <w:lang w:val="vi-VN"/>
@@ -15920,6 +16029,8 @@
               <w:jc w:val="both"/>
               <w:rPr>
                 <w:rFonts w:ascii="Times New Roman" w:hAnsi="Times New Roman" w:cs="Times New Roman"/>
+                <w:b/>
+                <w:bCs/>
                 <w:sz w:val="26"/>
                 <w:szCs w:val="26"/>
                 <w:lang w:val="vi-VN"/>
@@ -15928,6 +16039,8 @@
             <w:r>
               <w:rPr>
                 <w:rFonts w:ascii="Times New Roman" w:hAnsi="Times New Roman" w:cs="Times New Roman"/>
+                <w:b/>
+                <w:bCs/>
                 <w:sz w:val="26"/>
                 <w:szCs w:val="26"/>
                 <w:lang w:val="vi-VN"/>
@@ -16413,11 +16526,8 @@
     </w:p>
     <w:p>
       <w:pPr>
-        <w:numPr>
-          <w:ilvl w:val="0"/>
-          <w:numId w:val="34"/>
-        </w:numPr>
         <w:spacing w:after="0" w:line="360" w:lineRule="auto"/>
+        <w:ind w:firstLine="720"/>
         <w:jc w:val="both"/>
         <w:rPr>
           <w:rFonts w:ascii="Times New Roman" w:hAnsi="Times New Roman" w:cs="Times New Roman"/>
@@ -17130,11 +17240,8 @@
     </w:p>
     <w:p>
       <w:pPr>
-        <w:numPr>
-          <w:ilvl w:val="0"/>
-          <w:numId w:val="35"/>
-        </w:numPr>
         <w:spacing w:after="0" w:line="360" w:lineRule="auto"/>
+        <w:ind w:firstLine="720"/>
         <w:jc w:val="both"/>
         <w:rPr>
           <w:rFonts w:ascii="Times New Roman" w:hAnsi="Times New Roman" w:cs="Times New Roman"/>
@@ -17659,11 +17766,8 @@
     </w:p>
     <w:p>
       <w:pPr>
-        <w:numPr>
-          <w:ilvl w:val="0"/>
-          <w:numId w:val="36"/>
-        </w:numPr>
         <w:spacing w:after="0" w:line="360" w:lineRule="auto"/>
+        <w:ind w:firstLine="720"/>
         <w:jc w:val="both"/>
         <w:rPr>
           <w:rFonts w:ascii="Times New Roman" w:hAnsi="Times New Roman" w:cs="Times New Roman"/>
@@ -18070,11 +18174,8 @@
     </w:p>
     <w:p>
       <w:pPr>
-        <w:numPr>
-          <w:ilvl w:val="0"/>
-          <w:numId w:val="37"/>
-        </w:numPr>
         <w:spacing w:after="0" w:line="360" w:lineRule="auto"/>
+        <w:ind w:firstLine="720"/>
         <w:jc w:val="both"/>
         <w:rPr>
           <w:rFonts w:ascii="Times New Roman" w:hAnsi="Times New Roman" w:cs="Times New Roman"/>
@@ -18549,6 +18650,7 @@
           <w:szCs w:val="26"/>
           <w:lang w:val="vi-VN"/>
         </w:rPr>
+        <w:lastRenderedPageBreak/>
         <w:drawing>
           <wp:inline distT="0" distB="0" distL="0" distR="0" wp14:anchorId="04384C63" wp14:editId="7FE56C42">
             <wp:extent cx="3863736" cy="2714665"/>
@@ -18604,7 +18706,6 @@
           <w:szCs w:val="26"/>
           <w:lang w:val="vi-VN"/>
         </w:rPr>
-        <w:lastRenderedPageBreak/>
         <w:t xml:space="preserve">Trước tiên chạy thuật toán FCFS </w:t>
       </w:r>
     </w:p>
@@ -18759,6 +18860,7 @@
           <w:szCs w:val="26"/>
           <w:lang w:val="vi-VN"/>
         </w:rPr>
+        <w:lastRenderedPageBreak/>
         <w:t xml:space="preserve">Tiếp theo chạy thuật toán Priority </w:t>
       </w:r>
     </w:p>
@@ -20507,9 +20609,15 @@
           <w:bCs/>
           <w:sz w:val="26"/>
           <w:szCs w:val="26"/>
-        </w:rPr>
-      </w:pPr>
-      <w:r>
+          <w:lang w:val="vi-VN"/>
+        </w:rPr>
+      </w:pPr>
+    </w:p>
+    <w:p>
+      <w:pPr>
+        <w:spacing w:after="0" w:line="360" w:lineRule="auto"/>
+        <w:ind w:left="360"/>
+        <w:jc w:val="both"/>
         <w:rPr>
           <w:rFonts w:ascii="Times New Roman" w:hAnsi="Times New Roman" w:cs="Times New Roman"/>
           <w:b/>
@@ -20517,6 +20625,16 @@
           <w:sz w:val="26"/>
           <w:szCs w:val="26"/>
         </w:rPr>
+      </w:pPr>
+      <w:r>
+        <w:rPr>
+          <w:rFonts w:ascii="Times New Roman" w:hAnsi="Times New Roman" w:cs="Times New Roman"/>
+          <w:b/>
+          <w:bCs/>
+          <w:sz w:val="26"/>
+          <w:szCs w:val="26"/>
+        </w:rPr>
+        <w:lastRenderedPageBreak/>
         <w:t xml:space="preserve">4.2 Định </w:t>
       </w:r>
       <w:proofErr w:type="spellStart"/>
@@ -21365,6 +21483,7 @@
           <w:rFonts w:ascii="Times New Roman" w:hAnsi="Times New Roman" w:cs="Times New Roman"/>
           <w:sz w:val="26"/>
           <w:szCs w:val="26"/>
+          <w:lang w:val="vi-VN"/>
         </w:rPr>
       </w:pPr>
       <w:proofErr w:type="spellStart"/>
@@ -22077,13 +22196,20 @@
         <w:jc w:val="both"/>
         <w:rPr>
           <w:rFonts w:ascii="Times New Roman" w:hAnsi="Times New Roman" w:cs="Times New Roman"/>
+          <w:sz w:val="26"/>
+          <w:szCs w:val="26"/>
+        </w:rPr>
+      </w:pPr>
+      <w:r>
+        <w:rPr>
+          <w:rFonts w:ascii="Times New Roman" w:hAnsi="Times New Roman" w:cs="Times New Roman"/>
           <w:b/>
           <w:bCs/>
           <w:sz w:val="26"/>
           <w:szCs w:val="26"/>
-          <w:lang w:val="vi-VN"/>
-        </w:rPr>
-      </w:pPr>
+        </w:rPr>
+        <w:t>4</w:t>
+      </w:r>
       <w:r>
         <w:rPr>
           <w:rFonts w:ascii="Times New Roman" w:hAnsi="Times New Roman" w:cs="Times New Roman"/>
@@ -22093,7 +22219,1381 @@
           <w:szCs w:val="26"/>
           <w:lang w:val="vi-VN"/>
         </w:rPr>
-        <w:t xml:space="preserve">4.3 Kết luận </w:t>
+        <w:t xml:space="preserve">.3 </w:t>
+      </w:r>
+      <w:proofErr w:type="spellStart"/>
+      <w:r>
+        <w:rPr>
+          <w:rFonts w:ascii="Times New Roman" w:hAnsi="Times New Roman" w:cs="Times New Roman"/>
+          <w:b/>
+          <w:bCs/>
+          <w:sz w:val="26"/>
+          <w:szCs w:val="26"/>
+        </w:rPr>
+        <w:t>Những</w:t>
+      </w:r>
+      <w:proofErr w:type="spellEnd"/>
+      <w:r>
+        <w:rPr>
+          <w:rFonts w:ascii="Times New Roman" w:hAnsi="Times New Roman" w:cs="Times New Roman"/>
+          <w:b/>
+          <w:bCs/>
+          <w:sz w:val="26"/>
+          <w:szCs w:val="26"/>
+        </w:rPr>
+        <w:t xml:space="preserve"> </w:t>
+      </w:r>
+      <w:proofErr w:type="spellStart"/>
+      <w:r>
+        <w:rPr>
+          <w:rFonts w:ascii="Times New Roman" w:hAnsi="Times New Roman" w:cs="Times New Roman"/>
+          <w:b/>
+          <w:bCs/>
+          <w:sz w:val="26"/>
+          <w:szCs w:val="26"/>
+        </w:rPr>
+        <w:t>gì</w:t>
+      </w:r>
+      <w:proofErr w:type="spellEnd"/>
+      <w:r>
+        <w:rPr>
+          <w:rFonts w:ascii="Times New Roman" w:hAnsi="Times New Roman" w:cs="Times New Roman"/>
+          <w:b/>
+          <w:bCs/>
+          <w:sz w:val="26"/>
+          <w:szCs w:val="26"/>
+        </w:rPr>
+        <w:t xml:space="preserve"> </w:t>
+      </w:r>
+      <w:proofErr w:type="spellStart"/>
+      <w:r>
+        <w:rPr>
+          <w:rFonts w:ascii="Times New Roman" w:hAnsi="Times New Roman" w:cs="Times New Roman"/>
+          <w:b/>
+          <w:bCs/>
+          <w:sz w:val="26"/>
+          <w:szCs w:val="26"/>
+        </w:rPr>
+        <w:t>đã</w:t>
+      </w:r>
+      <w:proofErr w:type="spellEnd"/>
+      <w:r>
+        <w:rPr>
+          <w:rFonts w:ascii="Times New Roman" w:hAnsi="Times New Roman" w:cs="Times New Roman"/>
+          <w:b/>
+          <w:bCs/>
+          <w:sz w:val="26"/>
+          <w:szCs w:val="26"/>
+        </w:rPr>
+        <w:t xml:space="preserve"> </w:t>
+      </w:r>
+      <w:proofErr w:type="spellStart"/>
+      <w:r>
+        <w:rPr>
+          <w:rFonts w:ascii="Times New Roman" w:hAnsi="Times New Roman" w:cs="Times New Roman"/>
+          <w:b/>
+          <w:bCs/>
+          <w:sz w:val="26"/>
+          <w:szCs w:val="26"/>
+        </w:rPr>
+        <w:t>học</w:t>
+      </w:r>
+      <w:proofErr w:type="spellEnd"/>
+      <w:r>
+        <w:rPr>
+          <w:rFonts w:ascii="Times New Roman" w:hAnsi="Times New Roman" w:cs="Times New Roman"/>
+          <w:b/>
+          <w:bCs/>
+          <w:sz w:val="26"/>
+          <w:szCs w:val="26"/>
+        </w:rPr>
+        <w:t xml:space="preserve"> </w:t>
+      </w:r>
+      <w:proofErr w:type="spellStart"/>
+      <w:r>
+        <w:rPr>
+          <w:rFonts w:ascii="Times New Roman" w:hAnsi="Times New Roman" w:cs="Times New Roman"/>
+          <w:b/>
+          <w:bCs/>
+          <w:sz w:val="26"/>
+          <w:szCs w:val="26"/>
+        </w:rPr>
+        <w:t>được</w:t>
+      </w:r>
+      <w:proofErr w:type="spellEnd"/>
+    </w:p>
+    <w:p>
+      <w:pPr>
+        <w:pStyle w:val="ListParagraph"/>
+        <w:spacing w:after="0" w:line="360" w:lineRule="auto"/>
+        <w:ind w:left="0" w:firstLine="720"/>
+        <w:jc w:val="both"/>
+        <w:rPr>
+          <w:rFonts w:ascii="Times New Roman" w:hAnsi="Times New Roman" w:cs="Times New Roman"/>
+          <w:sz w:val="26"/>
+          <w:szCs w:val="26"/>
+        </w:rPr>
+      </w:pPr>
+      <w:proofErr w:type="spellStart"/>
+      <w:r>
+        <w:rPr>
+          <w:rFonts w:ascii="Times New Roman" w:hAnsi="Times New Roman" w:cs="Times New Roman"/>
+          <w:sz w:val="26"/>
+          <w:szCs w:val="26"/>
+        </w:rPr>
+        <w:t>Hiểu</w:t>
+      </w:r>
+      <w:proofErr w:type="spellEnd"/>
+      <w:r>
+        <w:rPr>
+          <w:rFonts w:ascii="Times New Roman" w:hAnsi="Times New Roman" w:cs="Times New Roman"/>
+          <w:sz w:val="26"/>
+          <w:szCs w:val="26"/>
+        </w:rPr>
+        <w:t xml:space="preserve"> </w:t>
+      </w:r>
+      <w:proofErr w:type="spellStart"/>
+      <w:r>
+        <w:rPr>
+          <w:rFonts w:ascii="Times New Roman" w:hAnsi="Times New Roman" w:cs="Times New Roman"/>
+          <w:sz w:val="26"/>
+          <w:szCs w:val="26"/>
+        </w:rPr>
+        <w:t>sâu</w:t>
+      </w:r>
+      <w:proofErr w:type="spellEnd"/>
+      <w:r>
+        <w:rPr>
+          <w:rFonts w:ascii="Times New Roman" w:hAnsi="Times New Roman" w:cs="Times New Roman"/>
+          <w:sz w:val="26"/>
+          <w:szCs w:val="26"/>
+        </w:rPr>
+        <w:t xml:space="preserve"> </w:t>
+      </w:r>
+      <w:proofErr w:type="spellStart"/>
+      <w:r>
+        <w:rPr>
+          <w:rFonts w:ascii="Times New Roman" w:hAnsi="Times New Roman" w:cs="Times New Roman"/>
+          <w:sz w:val="26"/>
+          <w:szCs w:val="26"/>
+        </w:rPr>
+        <w:t>hơn</w:t>
+      </w:r>
+      <w:proofErr w:type="spellEnd"/>
+      <w:r>
+        <w:rPr>
+          <w:rFonts w:ascii="Times New Roman" w:hAnsi="Times New Roman" w:cs="Times New Roman"/>
+          <w:sz w:val="26"/>
+          <w:szCs w:val="26"/>
+        </w:rPr>
+        <w:t xml:space="preserve"> </w:t>
+      </w:r>
+      <w:proofErr w:type="spellStart"/>
+      <w:r>
+        <w:rPr>
+          <w:rFonts w:ascii="Times New Roman" w:hAnsi="Times New Roman" w:cs="Times New Roman"/>
+          <w:sz w:val="26"/>
+          <w:szCs w:val="26"/>
+        </w:rPr>
+        <w:t>về</w:t>
+      </w:r>
+      <w:proofErr w:type="spellEnd"/>
+      <w:r>
+        <w:rPr>
+          <w:rFonts w:ascii="Times New Roman" w:hAnsi="Times New Roman" w:cs="Times New Roman"/>
+          <w:sz w:val="26"/>
+          <w:szCs w:val="26"/>
+        </w:rPr>
+        <w:t xml:space="preserve"> </w:t>
+      </w:r>
+      <w:proofErr w:type="spellStart"/>
+      <w:r>
+        <w:rPr>
+          <w:rFonts w:ascii="Times New Roman" w:hAnsi="Times New Roman" w:cs="Times New Roman"/>
+          <w:sz w:val="26"/>
+          <w:szCs w:val="26"/>
+        </w:rPr>
+        <w:t>nguyên</w:t>
+      </w:r>
+      <w:proofErr w:type="spellEnd"/>
+      <w:r>
+        <w:rPr>
+          <w:rFonts w:ascii="Times New Roman" w:hAnsi="Times New Roman" w:cs="Times New Roman"/>
+          <w:sz w:val="26"/>
+          <w:szCs w:val="26"/>
+        </w:rPr>
+        <w:t xml:space="preserve"> </w:t>
+      </w:r>
+      <w:proofErr w:type="spellStart"/>
+      <w:r>
+        <w:rPr>
+          <w:rFonts w:ascii="Times New Roman" w:hAnsi="Times New Roman" w:cs="Times New Roman"/>
+          <w:sz w:val="26"/>
+          <w:szCs w:val="26"/>
+        </w:rPr>
+        <w:t>lý</w:t>
+      </w:r>
+      <w:proofErr w:type="spellEnd"/>
+      <w:r>
+        <w:rPr>
+          <w:rFonts w:ascii="Times New Roman" w:hAnsi="Times New Roman" w:cs="Times New Roman"/>
+          <w:sz w:val="26"/>
+          <w:szCs w:val="26"/>
+        </w:rPr>
+        <w:t xml:space="preserve"> </w:t>
+      </w:r>
+      <w:proofErr w:type="spellStart"/>
+      <w:r>
+        <w:rPr>
+          <w:rFonts w:ascii="Times New Roman" w:hAnsi="Times New Roman" w:cs="Times New Roman"/>
+          <w:sz w:val="26"/>
+          <w:szCs w:val="26"/>
+        </w:rPr>
+        <w:t>điều</w:t>
+      </w:r>
+      <w:proofErr w:type="spellEnd"/>
+      <w:r>
+        <w:rPr>
+          <w:rFonts w:ascii="Times New Roman" w:hAnsi="Times New Roman" w:cs="Times New Roman"/>
+          <w:sz w:val="26"/>
+          <w:szCs w:val="26"/>
+        </w:rPr>
+        <w:t xml:space="preserve"> </w:t>
+      </w:r>
+      <w:proofErr w:type="spellStart"/>
+      <w:r>
+        <w:rPr>
+          <w:rFonts w:ascii="Times New Roman" w:hAnsi="Times New Roman" w:cs="Times New Roman"/>
+          <w:sz w:val="26"/>
+          <w:szCs w:val="26"/>
+        </w:rPr>
+        <w:t>phối</w:t>
+      </w:r>
+      <w:proofErr w:type="spellEnd"/>
+      <w:r>
+        <w:rPr>
+          <w:rFonts w:ascii="Times New Roman" w:hAnsi="Times New Roman" w:cs="Times New Roman"/>
+          <w:sz w:val="26"/>
+          <w:szCs w:val="26"/>
+        </w:rPr>
+        <w:t xml:space="preserve"> CPU </w:t>
+      </w:r>
+      <w:proofErr w:type="spellStart"/>
+      <w:r>
+        <w:rPr>
+          <w:rFonts w:ascii="Times New Roman" w:hAnsi="Times New Roman" w:cs="Times New Roman"/>
+          <w:sz w:val="26"/>
+          <w:szCs w:val="26"/>
+        </w:rPr>
+        <w:t>của</w:t>
+      </w:r>
+      <w:proofErr w:type="spellEnd"/>
+      <w:r>
+        <w:rPr>
+          <w:rFonts w:ascii="Times New Roman" w:hAnsi="Times New Roman" w:cs="Times New Roman"/>
+          <w:sz w:val="26"/>
+          <w:szCs w:val="26"/>
+        </w:rPr>
+        <w:t xml:space="preserve"> </w:t>
+      </w:r>
+      <w:proofErr w:type="spellStart"/>
+      <w:r>
+        <w:rPr>
+          <w:rFonts w:ascii="Times New Roman" w:hAnsi="Times New Roman" w:cs="Times New Roman"/>
+          <w:sz w:val="26"/>
+          <w:szCs w:val="26"/>
+        </w:rPr>
+        <w:t>thuật</w:t>
+      </w:r>
+      <w:proofErr w:type="spellEnd"/>
+      <w:r>
+        <w:rPr>
+          <w:rFonts w:ascii="Times New Roman" w:hAnsi="Times New Roman" w:cs="Times New Roman"/>
+          <w:sz w:val="26"/>
+          <w:szCs w:val="26"/>
+        </w:rPr>
+        <w:t xml:space="preserve"> </w:t>
+      </w:r>
+      <w:proofErr w:type="spellStart"/>
+      <w:r>
+        <w:rPr>
+          <w:rFonts w:ascii="Times New Roman" w:hAnsi="Times New Roman" w:cs="Times New Roman"/>
+          <w:sz w:val="26"/>
+          <w:szCs w:val="26"/>
+        </w:rPr>
+        <w:t>toán</w:t>
+      </w:r>
+      <w:proofErr w:type="spellEnd"/>
+      <w:r>
+        <w:rPr>
+          <w:rFonts w:ascii="Times New Roman" w:hAnsi="Times New Roman" w:cs="Times New Roman"/>
+          <w:sz w:val="26"/>
+          <w:szCs w:val="26"/>
+        </w:rPr>
+        <w:t xml:space="preserve"> FCFS </w:t>
+      </w:r>
+      <w:proofErr w:type="spellStart"/>
+      <w:r>
+        <w:rPr>
+          <w:rFonts w:ascii="Times New Roman" w:hAnsi="Times New Roman" w:cs="Times New Roman"/>
+          <w:sz w:val="26"/>
+          <w:szCs w:val="26"/>
+        </w:rPr>
+        <w:t>và</w:t>
+      </w:r>
+      <w:proofErr w:type="spellEnd"/>
+      <w:r>
+        <w:rPr>
+          <w:rFonts w:ascii="Times New Roman" w:hAnsi="Times New Roman" w:cs="Times New Roman"/>
+          <w:sz w:val="26"/>
+          <w:szCs w:val="26"/>
+        </w:rPr>
+        <w:t xml:space="preserve"> Priority (Non-preemptive).</w:t>
+      </w:r>
+    </w:p>
+    <w:p>
+      <w:pPr>
+        <w:spacing w:after="0" w:line="360" w:lineRule="auto"/>
+        <w:ind w:firstLine="720"/>
+        <w:jc w:val="both"/>
+        <w:rPr>
+          <w:rFonts w:ascii="Times New Roman" w:hAnsi="Times New Roman" w:cs="Times New Roman"/>
+          <w:sz w:val="26"/>
+          <w:szCs w:val="26"/>
+        </w:rPr>
+      </w:pPr>
+      <w:r>
+        <w:rPr>
+          <w:rFonts w:ascii="Times New Roman" w:hAnsi="Times New Roman" w:cs="Times New Roman"/>
+          <w:sz w:val="26"/>
+          <w:szCs w:val="26"/>
+        </w:rPr>
+        <w:t xml:space="preserve">Thành </w:t>
+      </w:r>
+      <w:proofErr w:type="spellStart"/>
+      <w:r>
+        <w:rPr>
+          <w:rFonts w:ascii="Times New Roman" w:hAnsi="Times New Roman" w:cs="Times New Roman"/>
+          <w:sz w:val="26"/>
+          <w:szCs w:val="26"/>
+        </w:rPr>
+        <w:t>thạo</w:t>
+      </w:r>
+      <w:proofErr w:type="spellEnd"/>
+      <w:r>
+        <w:rPr>
+          <w:rFonts w:ascii="Times New Roman" w:hAnsi="Times New Roman" w:cs="Times New Roman"/>
+          <w:sz w:val="26"/>
+          <w:szCs w:val="26"/>
+        </w:rPr>
+        <w:t xml:space="preserve"> </w:t>
+      </w:r>
+      <w:proofErr w:type="spellStart"/>
+      <w:r>
+        <w:rPr>
+          <w:rFonts w:ascii="Times New Roman" w:hAnsi="Times New Roman" w:cs="Times New Roman"/>
+          <w:sz w:val="26"/>
+          <w:szCs w:val="26"/>
+        </w:rPr>
+        <w:t>kỹ</w:t>
+      </w:r>
+      <w:proofErr w:type="spellEnd"/>
+      <w:r>
+        <w:rPr>
+          <w:rFonts w:ascii="Times New Roman" w:hAnsi="Times New Roman" w:cs="Times New Roman"/>
+          <w:sz w:val="26"/>
+          <w:szCs w:val="26"/>
+        </w:rPr>
+        <w:t xml:space="preserve"> </w:t>
+      </w:r>
+      <w:proofErr w:type="spellStart"/>
+      <w:r>
+        <w:rPr>
+          <w:rFonts w:ascii="Times New Roman" w:hAnsi="Times New Roman" w:cs="Times New Roman"/>
+          <w:sz w:val="26"/>
+          <w:szCs w:val="26"/>
+        </w:rPr>
+        <w:t>năng</w:t>
+      </w:r>
+      <w:proofErr w:type="spellEnd"/>
+      <w:r>
+        <w:rPr>
+          <w:rFonts w:ascii="Times New Roman" w:hAnsi="Times New Roman" w:cs="Times New Roman"/>
+          <w:sz w:val="26"/>
+          <w:szCs w:val="26"/>
+        </w:rPr>
+        <w:t xml:space="preserve"> </w:t>
+      </w:r>
+      <w:proofErr w:type="spellStart"/>
+      <w:r>
+        <w:rPr>
+          <w:rFonts w:ascii="Times New Roman" w:hAnsi="Times New Roman" w:cs="Times New Roman"/>
+          <w:sz w:val="26"/>
+          <w:szCs w:val="26"/>
+        </w:rPr>
+        <w:t>lập</w:t>
+      </w:r>
+      <w:proofErr w:type="spellEnd"/>
+      <w:r>
+        <w:rPr>
+          <w:rFonts w:ascii="Times New Roman" w:hAnsi="Times New Roman" w:cs="Times New Roman"/>
+          <w:sz w:val="26"/>
+          <w:szCs w:val="26"/>
+        </w:rPr>
+        <w:t xml:space="preserve"> </w:t>
+      </w:r>
+      <w:proofErr w:type="spellStart"/>
+      <w:r>
+        <w:rPr>
+          <w:rFonts w:ascii="Times New Roman" w:hAnsi="Times New Roman" w:cs="Times New Roman"/>
+          <w:sz w:val="26"/>
+          <w:szCs w:val="26"/>
+        </w:rPr>
+        <w:t>trình</w:t>
+      </w:r>
+      <w:proofErr w:type="spellEnd"/>
+      <w:r>
+        <w:rPr>
+          <w:rFonts w:ascii="Times New Roman" w:hAnsi="Times New Roman" w:cs="Times New Roman"/>
+          <w:sz w:val="26"/>
+          <w:szCs w:val="26"/>
+        </w:rPr>
+        <w:t xml:space="preserve"> </w:t>
+      </w:r>
+      <w:proofErr w:type="spellStart"/>
+      <w:r>
+        <w:rPr>
+          <w:rFonts w:ascii="Times New Roman" w:hAnsi="Times New Roman" w:cs="Times New Roman"/>
+          <w:sz w:val="26"/>
+          <w:szCs w:val="26"/>
+        </w:rPr>
+        <w:t>giao</w:t>
+      </w:r>
+      <w:proofErr w:type="spellEnd"/>
+      <w:r>
+        <w:rPr>
+          <w:rFonts w:ascii="Times New Roman" w:hAnsi="Times New Roman" w:cs="Times New Roman"/>
+          <w:sz w:val="26"/>
+          <w:szCs w:val="26"/>
+        </w:rPr>
+        <w:t xml:space="preserve"> </w:t>
+      </w:r>
+      <w:proofErr w:type="spellStart"/>
+      <w:r>
+        <w:rPr>
+          <w:rFonts w:ascii="Times New Roman" w:hAnsi="Times New Roman" w:cs="Times New Roman"/>
+          <w:sz w:val="26"/>
+          <w:szCs w:val="26"/>
+        </w:rPr>
+        <w:t>diện</w:t>
+      </w:r>
+      <w:proofErr w:type="spellEnd"/>
+      <w:r>
+        <w:rPr>
+          <w:rFonts w:ascii="Times New Roman" w:hAnsi="Times New Roman" w:cs="Times New Roman"/>
+          <w:sz w:val="26"/>
+          <w:szCs w:val="26"/>
+        </w:rPr>
+        <w:t xml:space="preserve"> (GUI) </w:t>
+      </w:r>
+      <w:proofErr w:type="spellStart"/>
+      <w:r>
+        <w:rPr>
+          <w:rFonts w:ascii="Times New Roman" w:hAnsi="Times New Roman" w:cs="Times New Roman"/>
+          <w:sz w:val="26"/>
+          <w:szCs w:val="26"/>
+        </w:rPr>
+        <w:t>với</w:t>
+      </w:r>
+      <w:proofErr w:type="spellEnd"/>
+      <w:r>
+        <w:rPr>
+          <w:rFonts w:ascii="Times New Roman" w:hAnsi="Times New Roman" w:cs="Times New Roman"/>
+          <w:sz w:val="26"/>
+          <w:szCs w:val="26"/>
+        </w:rPr>
+        <w:t xml:space="preserve"> </w:t>
+      </w:r>
+      <w:proofErr w:type="spellStart"/>
+      <w:r>
+        <w:rPr>
+          <w:rFonts w:ascii="Times New Roman" w:hAnsi="Times New Roman" w:cs="Times New Roman"/>
+          <w:sz w:val="26"/>
+          <w:szCs w:val="26"/>
+        </w:rPr>
+        <w:t>thư</w:t>
+      </w:r>
+      <w:proofErr w:type="spellEnd"/>
+      <w:r>
+        <w:rPr>
+          <w:rFonts w:ascii="Times New Roman" w:hAnsi="Times New Roman" w:cs="Times New Roman"/>
+          <w:sz w:val="26"/>
+          <w:szCs w:val="26"/>
+        </w:rPr>
+        <w:t xml:space="preserve"> </w:t>
+      </w:r>
+      <w:proofErr w:type="spellStart"/>
+      <w:r>
+        <w:rPr>
+          <w:rFonts w:ascii="Times New Roman" w:hAnsi="Times New Roman" w:cs="Times New Roman"/>
+          <w:sz w:val="26"/>
+          <w:szCs w:val="26"/>
+        </w:rPr>
+        <w:t>viện</w:t>
+      </w:r>
+      <w:proofErr w:type="spellEnd"/>
+      <w:r>
+        <w:rPr>
+          <w:rFonts w:ascii="Times New Roman" w:hAnsi="Times New Roman" w:cs="Times New Roman"/>
+          <w:sz w:val="26"/>
+          <w:szCs w:val="26"/>
+        </w:rPr>
+        <w:t xml:space="preserve"> </w:t>
+      </w:r>
+      <w:proofErr w:type="spellStart"/>
+      <w:r>
+        <w:rPr>
+          <w:rFonts w:ascii="Times New Roman" w:hAnsi="Times New Roman" w:cs="Times New Roman"/>
+          <w:sz w:val="26"/>
+          <w:szCs w:val="26"/>
+        </w:rPr>
+        <w:t>Tkinter</w:t>
+      </w:r>
+      <w:proofErr w:type="spellEnd"/>
+      <w:r>
+        <w:rPr>
+          <w:rFonts w:ascii="Times New Roman" w:hAnsi="Times New Roman" w:cs="Times New Roman"/>
+          <w:sz w:val="26"/>
+          <w:szCs w:val="26"/>
+        </w:rPr>
+        <w:t xml:space="preserve"> </w:t>
+      </w:r>
+      <w:proofErr w:type="spellStart"/>
+      <w:r>
+        <w:rPr>
+          <w:rFonts w:ascii="Times New Roman" w:hAnsi="Times New Roman" w:cs="Times New Roman"/>
+          <w:sz w:val="26"/>
+          <w:szCs w:val="26"/>
+        </w:rPr>
+        <w:t>và</w:t>
+      </w:r>
+      <w:proofErr w:type="spellEnd"/>
+      <w:r>
+        <w:rPr>
+          <w:rFonts w:ascii="Times New Roman" w:hAnsi="Times New Roman" w:cs="Times New Roman"/>
+          <w:sz w:val="26"/>
+          <w:szCs w:val="26"/>
+        </w:rPr>
+        <w:t xml:space="preserve"> </w:t>
+      </w:r>
+      <w:proofErr w:type="spellStart"/>
+      <w:r>
+        <w:rPr>
+          <w:rFonts w:ascii="Times New Roman" w:hAnsi="Times New Roman" w:cs="Times New Roman"/>
+          <w:sz w:val="26"/>
+          <w:szCs w:val="26"/>
+        </w:rPr>
+        <w:t>trực</w:t>
+      </w:r>
+      <w:proofErr w:type="spellEnd"/>
+      <w:r>
+        <w:rPr>
+          <w:rFonts w:ascii="Times New Roman" w:hAnsi="Times New Roman" w:cs="Times New Roman"/>
+          <w:sz w:val="26"/>
+          <w:szCs w:val="26"/>
+        </w:rPr>
+        <w:t xml:space="preserve"> </w:t>
+      </w:r>
+      <w:proofErr w:type="spellStart"/>
+      <w:r>
+        <w:rPr>
+          <w:rFonts w:ascii="Times New Roman" w:hAnsi="Times New Roman" w:cs="Times New Roman"/>
+          <w:sz w:val="26"/>
+          <w:szCs w:val="26"/>
+        </w:rPr>
+        <w:t>quan</w:t>
+      </w:r>
+      <w:proofErr w:type="spellEnd"/>
+      <w:r>
+        <w:rPr>
+          <w:rFonts w:ascii="Times New Roman" w:hAnsi="Times New Roman" w:cs="Times New Roman"/>
+          <w:sz w:val="26"/>
+          <w:szCs w:val="26"/>
+        </w:rPr>
+        <w:t xml:space="preserve"> </w:t>
+      </w:r>
+      <w:proofErr w:type="spellStart"/>
+      <w:r>
+        <w:rPr>
+          <w:rFonts w:ascii="Times New Roman" w:hAnsi="Times New Roman" w:cs="Times New Roman"/>
+          <w:sz w:val="26"/>
+          <w:szCs w:val="26"/>
+        </w:rPr>
+        <w:t>hóa</w:t>
+      </w:r>
+      <w:proofErr w:type="spellEnd"/>
+      <w:r>
+        <w:rPr>
+          <w:rFonts w:ascii="Times New Roman" w:hAnsi="Times New Roman" w:cs="Times New Roman"/>
+          <w:sz w:val="26"/>
+          <w:szCs w:val="26"/>
+        </w:rPr>
+        <w:t xml:space="preserve"> </w:t>
+      </w:r>
+      <w:proofErr w:type="spellStart"/>
+      <w:r>
+        <w:rPr>
+          <w:rFonts w:ascii="Times New Roman" w:hAnsi="Times New Roman" w:cs="Times New Roman"/>
+          <w:sz w:val="26"/>
+          <w:szCs w:val="26"/>
+        </w:rPr>
+        <w:t>dữ</w:t>
+      </w:r>
+      <w:proofErr w:type="spellEnd"/>
+      <w:r>
+        <w:rPr>
+          <w:rFonts w:ascii="Times New Roman" w:hAnsi="Times New Roman" w:cs="Times New Roman"/>
+          <w:sz w:val="26"/>
+          <w:szCs w:val="26"/>
+        </w:rPr>
+        <w:t xml:space="preserve"> </w:t>
+      </w:r>
+      <w:proofErr w:type="spellStart"/>
+      <w:r>
+        <w:rPr>
+          <w:rFonts w:ascii="Times New Roman" w:hAnsi="Times New Roman" w:cs="Times New Roman"/>
+          <w:sz w:val="26"/>
+          <w:szCs w:val="26"/>
+        </w:rPr>
+        <w:t>liệu</w:t>
+      </w:r>
+      <w:proofErr w:type="spellEnd"/>
+      <w:r>
+        <w:rPr>
+          <w:rFonts w:ascii="Times New Roman" w:hAnsi="Times New Roman" w:cs="Times New Roman"/>
+          <w:sz w:val="26"/>
+          <w:szCs w:val="26"/>
+        </w:rPr>
+        <w:t xml:space="preserve"> </w:t>
+      </w:r>
+      <w:proofErr w:type="spellStart"/>
+      <w:r>
+        <w:rPr>
+          <w:rFonts w:ascii="Times New Roman" w:hAnsi="Times New Roman" w:cs="Times New Roman"/>
+          <w:sz w:val="26"/>
+          <w:szCs w:val="26"/>
+        </w:rPr>
+        <w:t>bằng</w:t>
+      </w:r>
+      <w:proofErr w:type="spellEnd"/>
+      <w:r>
+        <w:rPr>
+          <w:rFonts w:ascii="Times New Roman" w:hAnsi="Times New Roman" w:cs="Times New Roman"/>
+          <w:sz w:val="26"/>
+          <w:szCs w:val="26"/>
+        </w:rPr>
+        <w:t xml:space="preserve"> Matplotlib </w:t>
+      </w:r>
+      <w:proofErr w:type="spellStart"/>
+      <w:r>
+        <w:rPr>
+          <w:rFonts w:ascii="Times New Roman" w:hAnsi="Times New Roman" w:cs="Times New Roman"/>
+          <w:sz w:val="26"/>
+          <w:szCs w:val="26"/>
+        </w:rPr>
+        <w:t>trong</w:t>
+      </w:r>
+      <w:proofErr w:type="spellEnd"/>
+      <w:r>
+        <w:rPr>
+          <w:rFonts w:ascii="Times New Roman" w:hAnsi="Times New Roman" w:cs="Times New Roman"/>
+          <w:sz w:val="26"/>
+          <w:szCs w:val="26"/>
+        </w:rPr>
+        <w:t xml:space="preserve"> Python.</w:t>
+      </w:r>
+    </w:p>
+    <w:p>
+      <w:pPr>
+        <w:spacing w:after="0" w:line="360" w:lineRule="auto"/>
+        <w:ind w:firstLine="720"/>
+        <w:jc w:val="both"/>
+        <w:rPr>
+          <w:rFonts w:ascii="Times New Roman" w:hAnsi="Times New Roman" w:cs="Times New Roman"/>
+          <w:sz w:val="26"/>
+          <w:szCs w:val="26"/>
+        </w:rPr>
+      </w:pPr>
+      <w:r>
+        <w:rPr>
+          <w:rFonts w:ascii="Times New Roman" w:hAnsi="Times New Roman" w:cs="Times New Roman"/>
+          <w:sz w:val="26"/>
+          <w:szCs w:val="26"/>
+        </w:rPr>
+        <w:t xml:space="preserve">Học </w:t>
+      </w:r>
+      <w:proofErr w:type="spellStart"/>
+      <w:r>
+        <w:rPr>
+          <w:rFonts w:ascii="Times New Roman" w:hAnsi="Times New Roman" w:cs="Times New Roman"/>
+          <w:sz w:val="26"/>
+          <w:szCs w:val="26"/>
+        </w:rPr>
+        <w:t>được</w:t>
+      </w:r>
+      <w:proofErr w:type="spellEnd"/>
+      <w:r>
+        <w:rPr>
+          <w:rFonts w:ascii="Times New Roman" w:hAnsi="Times New Roman" w:cs="Times New Roman"/>
+          <w:sz w:val="26"/>
+          <w:szCs w:val="26"/>
+        </w:rPr>
+        <w:t xml:space="preserve"> </w:t>
+      </w:r>
+      <w:proofErr w:type="spellStart"/>
+      <w:r>
+        <w:rPr>
+          <w:rFonts w:ascii="Times New Roman" w:hAnsi="Times New Roman" w:cs="Times New Roman"/>
+          <w:sz w:val="26"/>
+          <w:szCs w:val="26"/>
+        </w:rPr>
+        <w:t>cách</w:t>
+      </w:r>
+      <w:proofErr w:type="spellEnd"/>
+      <w:r>
+        <w:rPr>
+          <w:rFonts w:ascii="Times New Roman" w:hAnsi="Times New Roman" w:cs="Times New Roman"/>
+          <w:sz w:val="26"/>
+          <w:szCs w:val="26"/>
+        </w:rPr>
+        <w:t xml:space="preserve"> </w:t>
+      </w:r>
+      <w:proofErr w:type="spellStart"/>
+      <w:r>
+        <w:rPr>
+          <w:rFonts w:ascii="Times New Roman" w:hAnsi="Times New Roman" w:cs="Times New Roman"/>
+          <w:sz w:val="26"/>
+          <w:szCs w:val="26"/>
+        </w:rPr>
+        <w:t>quản</w:t>
+      </w:r>
+      <w:proofErr w:type="spellEnd"/>
+      <w:r>
+        <w:rPr>
+          <w:rFonts w:ascii="Times New Roman" w:hAnsi="Times New Roman" w:cs="Times New Roman"/>
+          <w:sz w:val="26"/>
+          <w:szCs w:val="26"/>
+        </w:rPr>
+        <w:t xml:space="preserve"> </w:t>
+      </w:r>
+      <w:proofErr w:type="spellStart"/>
+      <w:r>
+        <w:rPr>
+          <w:rFonts w:ascii="Times New Roman" w:hAnsi="Times New Roman" w:cs="Times New Roman"/>
+          <w:sz w:val="26"/>
+          <w:szCs w:val="26"/>
+        </w:rPr>
+        <w:t>lý</w:t>
+      </w:r>
+      <w:proofErr w:type="spellEnd"/>
+      <w:r>
+        <w:rPr>
+          <w:rFonts w:ascii="Times New Roman" w:hAnsi="Times New Roman" w:cs="Times New Roman"/>
+          <w:sz w:val="26"/>
+          <w:szCs w:val="26"/>
+        </w:rPr>
+        <w:t xml:space="preserve"> </w:t>
+      </w:r>
+      <w:proofErr w:type="spellStart"/>
+      <w:r>
+        <w:rPr>
+          <w:rFonts w:ascii="Times New Roman" w:hAnsi="Times New Roman" w:cs="Times New Roman"/>
+          <w:sz w:val="26"/>
+          <w:szCs w:val="26"/>
+        </w:rPr>
+        <w:t>mã</w:t>
+      </w:r>
+      <w:proofErr w:type="spellEnd"/>
+      <w:r>
+        <w:rPr>
+          <w:rFonts w:ascii="Times New Roman" w:hAnsi="Times New Roman" w:cs="Times New Roman"/>
+          <w:sz w:val="26"/>
+          <w:szCs w:val="26"/>
+        </w:rPr>
+        <w:t xml:space="preserve"> </w:t>
+      </w:r>
+      <w:proofErr w:type="spellStart"/>
+      <w:r>
+        <w:rPr>
+          <w:rFonts w:ascii="Times New Roman" w:hAnsi="Times New Roman" w:cs="Times New Roman"/>
+          <w:sz w:val="26"/>
+          <w:szCs w:val="26"/>
+        </w:rPr>
+        <w:t>nguồn</w:t>
+      </w:r>
+      <w:proofErr w:type="spellEnd"/>
+      <w:r>
+        <w:rPr>
+          <w:rFonts w:ascii="Times New Roman" w:hAnsi="Times New Roman" w:cs="Times New Roman"/>
+          <w:sz w:val="26"/>
+          <w:szCs w:val="26"/>
+        </w:rPr>
+        <w:t xml:space="preserve"> </w:t>
+      </w:r>
+      <w:proofErr w:type="spellStart"/>
+      <w:r>
+        <w:rPr>
+          <w:rFonts w:ascii="Times New Roman" w:hAnsi="Times New Roman" w:cs="Times New Roman"/>
+          <w:sz w:val="26"/>
+          <w:szCs w:val="26"/>
+        </w:rPr>
+        <w:t>chuyên</w:t>
+      </w:r>
+      <w:proofErr w:type="spellEnd"/>
+      <w:r>
+        <w:rPr>
+          <w:rFonts w:ascii="Times New Roman" w:hAnsi="Times New Roman" w:cs="Times New Roman"/>
+          <w:sz w:val="26"/>
+          <w:szCs w:val="26"/>
+        </w:rPr>
+        <w:t xml:space="preserve"> </w:t>
+      </w:r>
+      <w:proofErr w:type="spellStart"/>
+      <w:r>
+        <w:rPr>
+          <w:rFonts w:ascii="Times New Roman" w:hAnsi="Times New Roman" w:cs="Times New Roman"/>
+          <w:sz w:val="26"/>
+          <w:szCs w:val="26"/>
+        </w:rPr>
+        <w:t>nghiệp</w:t>
+      </w:r>
+      <w:proofErr w:type="spellEnd"/>
+      <w:r>
+        <w:rPr>
+          <w:rFonts w:ascii="Times New Roman" w:hAnsi="Times New Roman" w:cs="Times New Roman"/>
+          <w:sz w:val="26"/>
+          <w:szCs w:val="26"/>
+        </w:rPr>
+        <w:t xml:space="preserve"> </w:t>
+      </w:r>
+      <w:proofErr w:type="spellStart"/>
+      <w:r>
+        <w:rPr>
+          <w:rFonts w:ascii="Times New Roman" w:hAnsi="Times New Roman" w:cs="Times New Roman"/>
+          <w:sz w:val="26"/>
+          <w:szCs w:val="26"/>
+        </w:rPr>
+        <w:t>thông</w:t>
+      </w:r>
+      <w:proofErr w:type="spellEnd"/>
+      <w:r>
+        <w:rPr>
+          <w:rFonts w:ascii="Times New Roman" w:hAnsi="Times New Roman" w:cs="Times New Roman"/>
+          <w:sz w:val="26"/>
+          <w:szCs w:val="26"/>
+        </w:rPr>
+        <w:t xml:space="preserve"> qua </w:t>
+      </w:r>
+      <w:proofErr w:type="spellStart"/>
+      <w:r>
+        <w:rPr>
+          <w:rFonts w:ascii="Times New Roman" w:hAnsi="Times New Roman" w:cs="Times New Roman"/>
+          <w:sz w:val="26"/>
+          <w:szCs w:val="26"/>
+        </w:rPr>
+        <w:t>công</w:t>
+      </w:r>
+      <w:proofErr w:type="spellEnd"/>
+      <w:r>
+        <w:rPr>
+          <w:rFonts w:ascii="Times New Roman" w:hAnsi="Times New Roman" w:cs="Times New Roman"/>
+          <w:sz w:val="26"/>
+          <w:szCs w:val="26"/>
+        </w:rPr>
+        <w:t xml:space="preserve"> </w:t>
+      </w:r>
+      <w:proofErr w:type="spellStart"/>
+      <w:r>
+        <w:rPr>
+          <w:rFonts w:ascii="Times New Roman" w:hAnsi="Times New Roman" w:cs="Times New Roman"/>
+          <w:sz w:val="26"/>
+          <w:szCs w:val="26"/>
+        </w:rPr>
+        <w:t>cụ</w:t>
+      </w:r>
+      <w:proofErr w:type="spellEnd"/>
+      <w:r>
+        <w:rPr>
+          <w:rFonts w:ascii="Times New Roman" w:hAnsi="Times New Roman" w:cs="Times New Roman"/>
+          <w:sz w:val="26"/>
+          <w:szCs w:val="26"/>
+        </w:rPr>
+        <w:t xml:space="preserve"> Git </w:t>
+      </w:r>
+      <w:proofErr w:type="spellStart"/>
+      <w:r>
+        <w:rPr>
+          <w:rFonts w:ascii="Times New Roman" w:hAnsi="Times New Roman" w:cs="Times New Roman"/>
+          <w:sz w:val="26"/>
+          <w:szCs w:val="26"/>
+        </w:rPr>
+        <w:t>và</w:t>
+      </w:r>
+      <w:proofErr w:type="spellEnd"/>
+      <w:r>
+        <w:rPr>
+          <w:rFonts w:ascii="Times New Roman" w:hAnsi="Times New Roman" w:cs="Times New Roman"/>
+          <w:sz w:val="26"/>
+          <w:szCs w:val="26"/>
+        </w:rPr>
+        <w:t xml:space="preserve"> GitHub.</w:t>
+      </w:r>
+    </w:p>
+    <w:p>
+      <w:pPr>
+        <w:spacing w:after="0" w:line="360" w:lineRule="auto"/>
+        <w:ind w:firstLine="720"/>
+        <w:jc w:val="both"/>
+        <w:rPr>
+          <w:rFonts w:ascii="Times New Roman" w:hAnsi="Times New Roman" w:cs="Times New Roman"/>
+          <w:sz w:val="26"/>
+          <w:szCs w:val="26"/>
+          <w:lang w:val="vi-VN"/>
+        </w:rPr>
+      </w:pPr>
+      <w:r>
+        <w:rPr>
+          <w:rFonts w:ascii="Times New Roman" w:hAnsi="Times New Roman" w:cs="Times New Roman"/>
+          <w:sz w:val="26"/>
+          <w:szCs w:val="26"/>
+        </w:rPr>
+        <w:t xml:space="preserve">Rèn </w:t>
+      </w:r>
+      <w:proofErr w:type="spellStart"/>
+      <w:r>
+        <w:rPr>
+          <w:rFonts w:ascii="Times New Roman" w:hAnsi="Times New Roman" w:cs="Times New Roman"/>
+          <w:sz w:val="26"/>
+          <w:szCs w:val="26"/>
+        </w:rPr>
+        <w:t>luyện</w:t>
+      </w:r>
+      <w:proofErr w:type="spellEnd"/>
+      <w:r>
+        <w:rPr>
+          <w:rFonts w:ascii="Times New Roman" w:hAnsi="Times New Roman" w:cs="Times New Roman"/>
+          <w:sz w:val="26"/>
+          <w:szCs w:val="26"/>
+        </w:rPr>
+        <w:t xml:space="preserve"> </w:t>
+      </w:r>
+      <w:proofErr w:type="spellStart"/>
+      <w:r>
+        <w:rPr>
+          <w:rFonts w:ascii="Times New Roman" w:hAnsi="Times New Roman" w:cs="Times New Roman"/>
+          <w:sz w:val="26"/>
+          <w:szCs w:val="26"/>
+        </w:rPr>
+        <w:t>kỹ</w:t>
+      </w:r>
+      <w:proofErr w:type="spellEnd"/>
+      <w:r>
+        <w:rPr>
+          <w:rFonts w:ascii="Times New Roman" w:hAnsi="Times New Roman" w:cs="Times New Roman"/>
+          <w:sz w:val="26"/>
+          <w:szCs w:val="26"/>
+        </w:rPr>
+        <w:t xml:space="preserve"> </w:t>
+      </w:r>
+      <w:proofErr w:type="spellStart"/>
+      <w:r>
+        <w:rPr>
+          <w:rFonts w:ascii="Times New Roman" w:hAnsi="Times New Roman" w:cs="Times New Roman"/>
+          <w:sz w:val="26"/>
+          <w:szCs w:val="26"/>
+        </w:rPr>
+        <w:t>năng</w:t>
+      </w:r>
+      <w:proofErr w:type="spellEnd"/>
+      <w:r>
+        <w:rPr>
+          <w:rFonts w:ascii="Times New Roman" w:hAnsi="Times New Roman" w:cs="Times New Roman"/>
+          <w:sz w:val="26"/>
+          <w:szCs w:val="26"/>
+        </w:rPr>
+        <w:t xml:space="preserve"> </w:t>
+      </w:r>
+      <w:proofErr w:type="spellStart"/>
+      <w:r>
+        <w:rPr>
+          <w:rFonts w:ascii="Times New Roman" w:hAnsi="Times New Roman" w:cs="Times New Roman"/>
+          <w:sz w:val="26"/>
+          <w:szCs w:val="26"/>
+        </w:rPr>
+        <w:t>làm</w:t>
+      </w:r>
+      <w:proofErr w:type="spellEnd"/>
+      <w:r>
+        <w:rPr>
+          <w:rFonts w:ascii="Times New Roman" w:hAnsi="Times New Roman" w:cs="Times New Roman"/>
+          <w:sz w:val="26"/>
+          <w:szCs w:val="26"/>
+        </w:rPr>
+        <w:t xml:space="preserve"> </w:t>
+      </w:r>
+      <w:proofErr w:type="spellStart"/>
+      <w:r>
+        <w:rPr>
+          <w:rFonts w:ascii="Times New Roman" w:hAnsi="Times New Roman" w:cs="Times New Roman"/>
+          <w:sz w:val="26"/>
+          <w:szCs w:val="26"/>
+        </w:rPr>
+        <w:t>việc</w:t>
+      </w:r>
+      <w:proofErr w:type="spellEnd"/>
+      <w:r>
+        <w:rPr>
+          <w:rFonts w:ascii="Times New Roman" w:hAnsi="Times New Roman" w:cs="Times New Roman"/>
+          <w:sz w:val="26"/>
+          <w:szCs w:val="26"/>
+        </w:rPr>
+        <w:t xml:space="preserve"> </w:t>
+      </w:r>
+      <w:proofErr w:type="spellStart"/>
+      <w:r>
+        <w:rPr>
+          <w:rFonts w:ascii="Times New Roman" w:hAnsi="Times New Roman" w:cs="Times New Roman"/>
+          <w:sz w:val="26"/>
+          <w:szCs w:val="26"/>
+        </w:rPr>
+        <w:t>nhóm</w:t>
+      </w:r>
+      <w:proofErr w:type="spellEnd"/>
+      <w:r>
+        <w:rPr>
+          <w:rFonts w:ascii="Times New Roman" w:hAnsi="Times New Roman" w:cs="Times New Roman"/>
+          <w:sz w:val="26"/>
+          <w:szCs w:val="26"/>
+        </w:rPr>
+        <w:t xml:space="preserve">, </w:t>
+      </w:r>
+      <w:proofErr w:type="spellStart"/>
+      <w:r>
+        <w:rPr>
+          <w:rFonts w:ascii="Times New Roman" w:hAnsi="Times New Roman" w:cs="Times New Roman"/>
+          <w:sz w:val="26"/>
+          <w:szCs w:val="26"/>
+        </w:rPr>
+        <w:t>phân</w:t>
+      </w:r>
+      <w:proofErr w:type="spellEnd"/>
+      <w:r>
+        <w:rPr>
+          <w:rFonts w:ascii="Times New Roman" w:hAnsi="Times New Roman" w:cs="Times New Roman"/>
+          <w:sz w:val="26"/>
+          <w:szCs w:val="26"/>
+        </w:rPr>
+        <w:t xml:space="preserve"> chia </w:t>
+      </w:r>
+      <w:proofErr w:type="spellStart"/>
+      <w:r>
+        <w:rPr>
+          <w:rFonts w:ascii="Times New Roman" w:hAnsi="Times New Roman" w:cs="Times New Roman"/>
+          <w:sz w:val="26"/>
+          <w:szCs w:val="26"/>
+        </w:rPr>
+        <w:t>nhiệm</w:t>
+      </w:r>
+      <w:proofErr w:type="spellEnd"/>
+      <w:r>
+        <w:rPr>
+          <w:rFonts w:ascii="Times New Roman" w:hAnsi="Times New Roman" w:cs="Times New Roman"/>
+          <w:sz w:val="26"/>
+          <w:szCs w:val="26"/>
+        </w:rPr>
+        <w:t xml:space="preserve"> </w:t>
+      </w:r>
+      <w:proofErr w:type="spellStart"/>
+      <w:r>
+        <w:rPr>
+          <w:rFonts w:ascii="Times New Roman" w:hAnsi="Times New Roman" w:cs="Times New Roman"/>
+          <w:sz w:val="26"/>
+          <w:szCs w:val="26"/>
+        </w:rPr>
+        <w:t>vụ</w:t>
+      </w:r>
+      <w:proofErr w:type="spellEnd"/>
+      <w:r>
+        <w:rPr>
+          <w:rFonts w:ascii="Times New Roman" w:hAnsi="Times New Roman" w:cs="Times New Roman"/>
+          <w:sz w:val="26"/>
+          <w:szCs w:val="26"/>
+        </w:rPr>
+        <w:t xml:space="preserve"> </w:t>
+      </w:r>
+      <w:proofErr w:type="spellStart"/>
+      <w:r>
+        <w:rPr>
+          <w:rFonts w:ascii="Times New Roman" w:hAnsi="Times New Roman" w:cs="Times New Roman"/>
+          <w:sz w:val="26"/>
+          <w:szCs w:val="26"/>
+        </w:rPr>
+        <w:t>và</w:t>
+      </w:r>
+      <w:proofErr w:type="spellEnd"/>
+      <w:r>
+        <w:rPr>
+          <w:rFonts w:ascii="Times New Roman" w:hAnsi="Times New Roman" w:cs="Times New Roman"/>
+          <w:sz w:val="26"/>
+          <w:szCs w:val="26"/>
+        </w:rPr>
+        <w:t xml:space="preserve"> </w:t>
+      </w:r>
+      <w:proofErr w:type="spellStart"/>
+      <w:r>
+        <w:rPr>
+          <w:rFonts w:ascii="Times New Roman" w:hAnsi="Times New Roman" w:cs="Times New Roman"/>
+          <w:sz w:val="26"/>
+          <w:szCs w:val="26"/>
+        </w:rPr>
+        <w:t>phối</w:t>
+      </w:r>
+      <w:proofErr w:type="spellEnd"/>
+      <w:r>
+        <w:rPr>
+          <w:rFonts w:ascii="Times New Roman" w:hAnsi="Times New Roman" w:cs="Times New Roman"/>
+          <w:sz w:val="26"/>
+          <w:szCs w:val="26"/>
+        </w:rPr>
+        <w:t xml:space="preserve"> </w:t>
+      </w:r>
+      <w:proofErr w:type="spellStart"/>
+      <w:r>
+        <w:rPr>
+          <w:rFonts w:ascii="Times New Roman" w:hAnsi="Times New Roman" w:cs="Times New Roman"/>
+          <w:sz w:val="26"/>
+          <w:szCs w:val="26"/>
+        </w:rPr>
+        <w:t>hợp</w:t>
+      </w:r>
+      <w:proofErr w:type="spellEnd"/>
+      <w:r>
+        <w:rPr>
+          <w:rFonts w:ascii="Times New Roman" w:hAnsi="Times New Roman" w:cs="Times New Roman"/>
+          <w:sz w:val="26"/>
+          <w:szCs w:val="26"/>
+        </w:rPr>
+        <w:t xml:space="preserve"> </w:t>
+      </w:r>
+      <w:proofErr w:type="spellStart"/>
+      <w:r>
+        <w:rPr>
+          <w:rFonts w:ascii="Times New Roman" w:hAnsi="Times New Roman" w:cs="Times New Roman"/>
+          <w:sz w:val="26"/>
+          <w:szCs w:val="26"/>
+        </w:rPr>
+        <w:t>giải</w:t>
+      </w:r>
+      <w:proofErr w:type="spellEnd"/>
+      <w:r>
+        <w:rPr>
+          <w:rFonts w:ascii="Times New Roman" w:hAnsi="Times New Roman" w:cs="Times New Roman"/>
+          <w:sz w:val="26"/>
+          <w:szCs w:val="26"/>
+        </w:rPr>
+        <w:t xml:space="preserve"> </w:t>
+      </w:r>
+      <w:proofErr w:type="spellStart"/>
+      <w:r>
+        <w:rPr>
+          <w:rFonts w:ascii="Times New Roman" w:hAnsi="Times New Roman" w:cs="Times New Roman"/>
+          <w:sz w:val="26"/>
+          <w:szCs w:val="26"/>
+        </w:rPr>
+        <w:t>quyết</w:t>
+      </w:r>
+      <w:proofErr w:type="spellEnd"/>
+      <w:r>
+        <w:rPr>
+          <w:rFonts w:ascii="Times New Roman" w:hAnsi="Times New Roman" w:cs="Times New Roman"/>
+          <w:sz w:val="26"/>
+          <w:szCs w:val="26"/>
+        </w:rPr>
+        <w:t xml:space="preserve"> </w:t>
+      </w:r>
+      <w:proofErr w:type="spellStart"/>
+      <w:r>
+        <w:rPr>
+          <w:rFonts w:ascii="Times New Roman" w:hAnsi="Times New Roman" w:cs="Times New Roman"/>
+          <w:sz w:val="26"/>
+          <w:szCs w:val="26"/>
+        </w:rPr>
+        <w:t>các</w:t>
+      </w:r>
+      <w:proofErr w:type="spellEnd"/>
+      <w:r>
+        <w:rPr>
+          <w:rFonts w:ascii="Times New Roman" w:hAnsi="Times New Roman" w:cs="Times New Roman"/>
+          <w:sz w:val="26"/>
+          <w:szCs w:val="26"/>
+        </w:rPr>
+        <w:t xml:space="preserve"> </w:t>
+      </w:r>
+      <w:proofErr w:type="spellStart"/>
+      <w:r>
+        <w:rPr>
+          <w:rFonts w:ascii="Times New Roman" w:hAnsi="Times New Roman" w:cs="Times New Roman"/>
+          <w:sz w:val="26"/>
+          <w:szCs w:val="26"/>
+        </w:rPr>
+        <w:t>bài</w:t>
+      </w:r>
+      <w:proofErr w:type="spellEnd"/>
+      <w:r>
+        <w:rPr>
+          <w:rFonts w:ascii="Times New Roman" w:hAnsi="Times New Roman" w:cs="Times New Roman"/>
+          <w:sz w:val="26"/>
+          <w:szCs w:val="26"/>
+        </w:rPr>
+        <w:t xml:space="preserve"> </w:t>
+      </w:r>
+      <w:proofErr w:type="spellStart"/>
+      <w:r>
+        <w:rPr>
+          <w:rFonts w:ascii="Times New Roman" w:hAnsi="Times New Roman" w:cs="Times New Roman"/>
+          <w:sz w:val="26"/>
+          <w:szCs w:val="26"/>
+        </w:rPr>
+        <w:t>toán</w:t>
+      </w:r>
+      <w:proofErr w:type="spellEnd"/>
+      <w:r>
+        <w:rPr>
+          <w:rFonts w:ascii="Times New Roman" w:hAnsi="Times New Roman" w:cs="Times New Roman"/>
+          <w:sz w:val="26"/>
+          <w:szCs w:val="26"/>
+        </w:rPr>
+        <w:t xml:space="preserve"> </w:t>
+      </w:r>
+      <w:proofErr w:type="spellStart"/>
+      <w:r>
+        <w:rPr>
+          <w:rFonts w:ascii="Times New Roman" w:hAnsi="Times New Roman" w:cs="Times New Roman"/>
+          <w:sz w:val="26"/>
+          <w:szCs w:val="26"/>
+        </w:rPr>
+        <w:t>kỹ</w:t>
+      </w:r>
+      <w:proofErr w:type="spellEnd"/>
+      <w:r>
+        <w:rPr>
+          <w:rFonts w:ascii="Times New Roman" w:hAnsi="Times New Roman" w:cs="Times New Roman"/>
+          <w:sz w:val="26"/>
+          <w:szCs w:val="26"/>
+        </w:rPr>
+        <w:t xml:space="preserve"> </w:t>
+      </w:r>
+      <w:proofErr w:type="spellStart"/>
+      <w:r>
+        <w:rPr>
+          <w:rFonts w:ascii="Times New Roman" w:hAnsi="Times New Roman" w:cs="Times New Roman"/>
+          <w:sz w:val="26"/>
+          <w:szCs w:val="26"/>
+        </w:rPr>
+        <w:t>thuật</w:t>
+      </w:r>
+      <w:proofErr w:type="spellEnd"/>
+      <w:r>
+        <w:rPr>
+          <w:rFonts w:ascii="Times New Roman" w:hAnsi="Times New Roman" w:cs="Times New Roman"/>
+          <w:sz w:val="26"/>
+          <w:szCs w:val="26"/>
+        </w:rPr>
+        <w:t xml:space="preserve"> </w:t>
+      </w:r>
+      <w:proofErr w:type="spellStart"/>
+      <w:r>
+        <w:rPr>
+          <w:rFonts w:ascii="Times New Roman" w:hAnsi="Times New Roman" w:cs="Times New Roman"/>
+          <w:sz w:val="26"/>
+          <w:szCs w:val="26"/>
+        </w:rPr>
+        <w:t>phức</w:t>
+      </w:r>
+      <w:proofErr w:type="spellEnd"/>
+      <w:r>
+        <w:rPr>
+          <w:rFonts w:ascii="Times New Roman" w:hAnsi="Times New Roman" w:cs="Times New Roman"/>
+          <w:sz w:val="26"/>
+          <w:szCs w:val="26"/>
+        </w:rPr>
+        <w:t xml:space="preserve"> </w:t>
+      </w:r>
+      <w:proofErr w:type="spellStart"/>
+      <w:r>
+        <w:rPr>
+          <w:rFonts w:ascii="Times New Roman" w:hAnsi="Times New Roman" w:cs="Times New Roman"/>
+          <w:sz w:val="26"/>
+          <w:szCs w:val="26"/>
+        </w:rPr>
+        <w:t>tạp</w:t>
+      </w:r>
+      <w:proofErr w:type="spellEnd"/>
+      <w:r>
+        <w:rPr>
+          <w:rFonts w:ascii="Times New Roman" w:hAnsi="Times New Roman" w:cs="Times New Roman"/>
+          <w:sz w:val="26"/>
+          <w:szCs w:val="26"/>
+        </w:rPr>
+        <w:t>.</w:t>
+      </w:r>
+    </w:p>
+    <w:p>
+      <w:pPr>
+        <w:spacing w:after="0" w:line="360" w:lineRule="auto"/>
+        <w:ind w:left="360"/>
+        <w:jc w:val="both"/>
+        <w:rPr>
+          <w:rFonts w:ascii="Times New Roman" w:hAnsi="Times New Roman" w:cs="Times New Roman"/>
+          <w:b/>
+          <w:bCs/>
+          <w:sz w:val="26"/>
+          <w:szCs w:val="26"/>
+          <w:lang w:val="vi-VN"/>
+        </w:rPr>
+      </w:pPr>
+      <w:r>
+        <w:rPr>
+          <w:rFonts w:ascii="Times New Roman" w:hAnsi="Times New Roman" w:cs="Times New Roman"/>
+          <w:b/>
+          <w:bCs/>
+          <w:sz w:val="26"/>
+          <w:szCs w:val="26"/>
+          <w:lang w:val="vi-VN"/>
+        </w:rPr>
+        <w:t>4.</w:t>
+      </w:r>
+      <w:r>
+        <w:rPr>
+          <w:rFonts w:ascii="Times New Roman" w:hAnsi="Times New Roman" w:cs="Times New Roman"/>
+          <w:b/>
+          <w:bCs/>
+          <w:sz w:val="26"/>
+          <w:szCs w:val="26"/>
+          <w:lang w:val="vi-VN"/>
+        </w:rPr>
+        <w:t>4</w:t>
+      </w:r>
+      <w:r>
+        <w:rPr>
+          <w:rFonts w:ascii="Times New Roman" w:hAnsi="Times New Roman" w:cs="Times New Roman"/>
+          <w:b/>
+          <w:bCs/>
+          <w:sz w:val="26"/>
+          <w:szCs w:val="26"/>
+          <w:lang w:val="vi-VN"/>
+        </w:rPr>
+        <w:t xml:space="preserve"> Kết luận </w:t>
       </w:r>
     </w:p>
     <w:p>
@@ -22559,7 +24059,6 @@
           <w:sz w:val="26"/>
           <w:szCs w:val="26"/>
         </w:rPr>
-        <w:lastRenderedPageBreak/>
         <w:t>Áp</w:t>
       </w:r>
       <w:proofErr w:type="spellEnd"/>
@@ -24438,6 +25937,34 @@
         <w:jc w:val="both"/>
         <w:rPr>
           <w:rFonts w:ascii="Times New Roman" w:hAnsi="Times New Roman" w:cs="Times New Roman"/>
+          <w:sz w:val="26"/>
+          <w:szCs w:val="26"/>
+          <w:lang w:val="vi-VN"/>
+        </w:rPr>
+      </w:pPr>
+    </w:p>
+    <w:p>
+      <w:pPr>
+        <w:spacing w:after="0" w:line="360" w:lineRule="auto"/>
+        <w:jc w:val="both"/>
+        <w:rPr>
+          <w:rFonts w:ascii="Times New Roman" w:hAnsi="Times New Roman" w:cs="Times New Roman"/>
+          <w:b/>
+          <w:bCs/>
+          <w:sz w:val="26"/>
+          <w:szCs w:val="26"/>
+          <w:lang w:val="vi-VN"/>
+        </w:rPr>
+      </w:pPr>
+    </w:p>
+    <w:p>
+      <w:pPr>
+        <w:spacing w:after="0" w:line="360" w:lineRule="auto"/>
+        <w:jc w:val="both"/>
+        <w:rPr>
+          <w:rFonts w:ascii="Times New Roman" w:hAnsi="Times New Roman" w:cs="Times New Roman"/>
+          <w:b/>
+          <w:bCs/>
           <w:sz w:val="26"/>
           <w:szCs w:val="26"/>
           <w:lang w:val="vi-VN"/>
@@ -24905,6 +26432,128 @@
     </w:lvl>
   </w:abstractNum>
   <w:abstractNum w:abstractNumId="3" w15:restartNumberingAfterBreak="0">
+    <w:nsid w:val="0A0F1676"/>
+    <w:multiLevelType w:val="multilevel"/>
+    <w:tmpl w:val="DACEA3E0"/>
+    <w:lvl w:ilvl="0">
+      <w:start w:val="4"/>
+      <w:numFmt w:val="decimal"/>
+      <w:lvlText w:val="%1"/>
+      <w:lvlJc w:val="left"/>
+      <w:pPr>
+        <w:ind w:left="360" w:hanging="360"/>
+      </w:pPr>
+      <w:rPr>
+        <w:rFonts w:hint="default"/>
+        <w:b/>
+      </w:rPr>
+    </w:lvl>
+    <w:lvl w:ilvl="1">
+      <w:start w:val="2"/>
+      <w:numFmt w:val="decimal"/>
+      <w:lvlText w:val="%1.%2"/>
+      <w:lvlJc w:val="left"/>
+      <w:pPr>
+        <w:ind w:left="720" w:hanging="360"/>
+      </w:pPr>
+      <w:rPr>
+        <w:rFonts w:hint="default"/>
+        <w:b/>
+      </w:rPr>
+    </w:lvl>
+    <w:lvl w:ilvl="2">
+      <w:start w:val="1"/>
+      <w:numFmt w:val="decimal"/>
+      <w:lvlText w:val="%1.%2.%3"/>
+      <w:lvlJc w:val="left"/>
+      <w:pPr>
+        <w:ind w:left="1440" w:hanging="720"/>
+      </w:pPr>
+      <w:rPr>
+        <w:rFonts w:hint="default"/>
+        <w:b/>
+      </w:rPr>
+    </w:lvl>
+    <w:lvl w:ilvl="3">
+      <w:start w:val="1"/>
+      <w:numFmt w:val="decimal"/>
+      <w:lvlText w:val="%1.%2.%3.%4"/>
+      <w:lvlJc w:val="left"/>
+      <w:pPr>
+        <w:ind w:left="1800" w:hanging="720"/>
+      </w:pPr>
+      <w:rPr>
+        <w:rFonts w:hint="default"/>
+        <w:b/>
+      </w:rPr>
+    </w:lvl>
+    <w:lvl w:ilvl="4">
+      <w:start w:val="1"/>
+      <w:numFmt w:val="decimal"/>
+      <w:lvlText w:val="%1.%2.%3.%4.%5"/>
+      <w:lvlJc w:val="left"/>
+      <w:pPr>
+        <w:ind w:left="2520" w:hanging="1080"/>
+      </w:pPr>
+      <w:rPr>
+        <w:rFonts w:hint="default"/>
+        <w:b/>
+      </w:rPr>
+    </w:lvl>
+    <w:lvl w:ilvl="5">
+      <w:start w:val="1"/>
+      <w:numFmt w:val="decimal"/>
+      <w:lvlText w:val="%1.%2.%3.%4.%5.%6"/>
+      <w:lvlJc w:val="left"/>
+      <w:pPr>
+        <w:ind w:left="3240" w:hanging="1440"/>
+      </w:pPr>
+      <w:rPr>
+        <w:rFonts w:hint="default"/>
+        <w:b/>
+      </w:rPr>
+    </w:lvl>
+    <w:lvl w:ilvl="6">
+      <w:start w:val="1"/>
+      <w:numFmt w:val="decimal"/>
+      <w:lvlText w:val="%1.%2.%3.%4.%5.%6.%7"/>
+      <w:lvlJc w:val="left"/>
+      <w:pPr>
+        <w:ind w:left="3600" w:hanging="1440"/>
+      </w:pPr>
+      <w:rPr>
+        <w:rFonts w:hint="default"/>
+        <w:b/>
+      </w:rPr>
+    </w:lvl>
+    <w:lvl w:ilvl="7">
+      <w:start w:val="1"/>
+      <w:numFmt w:val="decimal"/>
+      <w:lvlText w:val="%1.%2.%3.%4.%5.%6.%7.%8"/>
+      <w:lvlJc w:val="left"/>
+      <w:pPr>
+        <w:ind w:left="4320" w:hanging="1800"/>
+      </w:pPr>
+      <w:rPr>
+        <w:rFonts w:hint="default"/>
+        <w:b/>
+      </w:rPr>
+    </w:lvl>
+    <w:lvl w:ilvl="8">
+      <w:start w:val="1"/>
+      <w:numFmt w:val="decimal"/>
+      <w:lvlText w:val="%1.%2.%3.%4.%5.%6.%7.%8.%9"/>
+      <w:lvlJc w:val="left"/>
+      <w:pPr>
+        <w:ind w:left="4680" w:hanging="1800"/>
+      </w:pPr>
+      <w:rPr>
+        <w:rFonts w:hint="default"/>
+        <w:b/>
+      </w:rPr>
+    </w:lvl>
+  </w:abstractNum>
+  <w:abstractNum w:abstractNumId="4" w15:restartNumberingAfterBreak="0">
     <w:nsid w:val="0B5F64AC"/>
     <w:multiLevelType w:val="multilevel"/>
     <w:tmpl w:val="EEE21852"/>
@@ -25017,7 +26666,7 @@
       </w:pPr>
     </w:lvl>
   </w:abstractNum>
-  <w:abstractNum w:abstractNumId="4" w15:restartNumberingAfterBreak="0">
+  <w:abstractNum w:abstractNumId="5" w15:restartNumberingAfterBreak="0">
     <w:nsid w:val="0C5424E7"/>
     <w:multiLevelType w:val="hybridMultilevel"/>
     <w:tmpl w:val="160C1D90"/>
@@ -25106,7 +26755,7 @@
       </w:pPr>
     </w:lvl>
   </w:abstractNum>
-  <w:abstractNum w:abstractNumId="5" w15:restartNumberingAfterBreak="0">
+  <w:abstractNum w:abstractNumId="6" w15:restartNumberingAfterBreak="0">
     <w:nsid w:val="0F2F30FD"/>
     <w:multiLevelType w:val="multilevel"/>
     <w:tmpl w:val="22C2DA7E"/>
@@ -25255,7 +26904,7 @@
       </w:rPr>
     </w:lvl>
   </w:abstractNum>
-  <w:abstractNum w:abstractNumId="6" w15:restartNumberingAfterBreak="0">
+  <w:abstractNum w:abstractNumId="7" w15:restartNumberingAfterBreak="0">
     <w:nsid w:val="161E262F"/>
     <w:multiLevelType w:val="multilevel"/>
     <w:tmpl w:val="22B49E46"/>
@@ -25404,7 +27053,7 @@
       </w:rPr>
     </w:lvl>
   </w:abstractNum>
-  <w:abstractNum w:abstractNumId="7" w15:restartNumberingAfterBreak="0">
+  <w:abstractNum w:abstractNumId="8" w15:restartNumberingAfterBreak="0">
     <w:nsid w:val="19AE4EC2"/>
     <w:multiLevelType w:val="multilevel"/>
     <w:tmpl w:val="4232F578"/>
@@ -25553,7 +27202,7 @@
       </w:rPr>
     </w:lvl>
   </w:abstractNum>
-  <w:abstractNum w:abstractNumId="8" w15:restartNumberingAfterBreak="0">
+  <w:abstractNum w:abstractNumId="9" w15:restartNumberingAfterBreak="0">
     <w:nsid w:val="1C120B00"/>
     <w:multiLevelType w:val="multilevel"/>
     <w:tmpl w:val="86608A2C"/>
@@ -25702,7 +27351,7 @@
       </w:rPr>
     </w:lvl>
   </w:abstractNum>
-  <w:abstractNum w:abstractNumId="9" w15:restartNumberingAfterBreak="0">
+  <w:abstractNum w:abstractNumId="10" w15:restartNumberingAfterBreak="0">
     <w:nsid w:val="1EA56687"/>
     <w:multiLevelType w:val="multilevel"/>
     <w:tmpl w:val="094E4C70"/>
@@ -25851,7 +27500,7 @@
       </w:rPr>
     </w:lvl>
   </w:abstractNum>
-  <w:abstractNum w:abstractNumId="10" w15:restartNumberingAfterBreak="0">
+  <w:abstractNum w:abstractNumId="11" w15:restartNumberingAfterBreak="0">
     <w:nsid w:val="20516837"/>
     <w:multiLevelType w:val="multilevel"/>
     <w:tmpl w:val="8B8E5714"/>
@@ -26000,7 +27649,7 @@
       </w:rPr>
     </w:lvl>
   </w:abstractNum>
-  <w:abstractNum w:abstractNumId="11" w15:restartNumberingAfterBreak="0">
+  <w:abstractNum w:abstractNumId="12" w15:restartNumberingAfterBreak="0">
     <w:nsid w:val="2054758E"/>
     <w:multiLevelType w:val="multilevel"/>
     <w:tmpl w:val="47C83374"/>
@@ -26149,7 +27798,7 @@
       </w:rPr>
     </w:lvl>
   </w:abstractNum>
-  <w:abstractNum w:abstractNumId="12" w15:restartNumberingAfterBreak="0">
+  <w:abstractNum w:abstractNumId="13" w15:restartNumberingAfterBreak="0">
     <w:nsid w:val="24950EF8"/>
     <w:multiLevelType w:val="multilevel"/>
     <w:tmpl w:val="E990F800"/>
@@ -26298,7 +27947,7 @@
       </w:rPr>
     </w:lvl>
   </w:abstractNum>
-  <w:abstractNum w:abstractNumId="13" w15:restartNumberingAfterBreak="0">
+  <w:abstractNum w:abstractNumId="14" w15:restartNumberingAfterBreak="0">
     <w:nsid w:val="2BA7666C"/>
     <w:multiLevelType w:val="multilevel"/>
     <w:tmpl w:val="17B61942"/>
@@ -26447,7 +28096,7 @@
       </w:rPr>
     </w:lvl>
   </w:abstractNum>
-  <w:abstractNum w:abstractNumId="14" w15:restartNumberingAfterBreak="0">
+  <w:abstractNum w:abstractNumId="15" w15:restartNumberingAfterBreak="0">
     <w:nsid w:val="2C395149"/>
     <w:multiLevelType w:val="multilevel"/>
     <w:tmpl w:val="654A2954"/>
@@ -26596,7 +28245,7 @@
       </w:rPr>
     </w:lvl>
   </w:abstractNum>
-  <w:abstractNum w:abstractNumId="15" w15:restartNumberingAfterBreak="0">
+  <w:abstractNum w:abstractNumId="16" w15:restartNumberingAfterBreak="0">
     <w:nsid w:val="2F9B17DB"/>
     <w:multiLevelType w:val="hybridMultilevel"/>
     <w:tmpl w:val="612C2C7C"/>
@@ -26688,7 +28337,7 @@
       </w:pPr>
     </w:lvl>
   </w:abstractNum>
-  <w:abstractNum w:abstractNumId="16" w15:restartNumberingAfterBreak="0">
+  <w:abstractNum w:abstractNumId="17" w15:restartNumberingAfterBreak="0">
     <w:nsid w:val="34AB9506"/>
     <w:multiLevelType w:val="singleLevel"/>
     <w:tmpl w:val="34AB9506"/>
@@ -26700,7 +28349,7 @@
       <w:lvlJc w:val="left"/>
     </w:lvl>
   </w:abstractNum>
-  <w:abstractNum w:abstractNumId="17" w15:restartNumberingAfterBreak="0">
+  <w:abstractNum w:abstractNumId="18" w15:restartNumberingAfterBreak="0">
     <w:nsid w:val="38654414"/>
     <w:multiLevelType w:val="multilevel"/>
     <w:tmpl w:val="F220467E"/>
@@ -26849,7 +28498,7 @@
       </w:rPr>
     </w:lvl>
   </w:abstractNum>
-  <w:abstractNum w:abstractNumId="18" w15:restartNumberingAfterBreak="0">
+  <w:abstractNum w:abstractNumId="19" w15:restartNumberingAfterBreak="0">
     <w:nsid w:val="40DA2F9C"/>
     <w:multiLevelType w:val="hybridMultilevel"/>
     <w:tmpl w:val="12DE4872"/>
@@ -26962,7 +28611,7 @@
       </w:rPr>
     </w:lvl>
   </w:abstractNum>
-  <w:abstractNum w:abstractNumId="19" w15:restartNumberingAfterBreak="0">
+  <w:abstractNum w:abstractNumId="20" w15:restartNumberingAfterBreak="0">
     <w:nsid w:val="47874E7C"/>
     <w:multiLevelType w:val="multilevel"/>
     <w:tmpl w:val="63ECB6DA"/>
@@ -27111,7 +28760,7 @@
       </w:rPr>
     </w:lvl>
   </w:abstractNum>
-  <w:abstractNum w:abstractNumId="20" w15:restartNumberingAfterBreak="0">
+  <w:abstractNum w:abstractNumId="21" w15:restartNumberingAfterBreak="0">
     <w:nsid w:val="4D66B058"/>
     <w:multiLevelType w:val="singleLevel"/>
     <w:tmpl w:val="4D66B058"/>
@@ -27131,7 +28780,7 @@
       </w:rPr>
     </w:lvl>
   </w:abstractNum>
-  <w:abstractNum w:abstractNumId="21" w15:restartNumberingAfterBreak="0">
+  <w:abstractNum w:abstractNumId="22" w15:restartNumberingAfterBreak="0">
     <w:nsid w:val="4EBD78F1"/>
     <w:multiLevelType w:val="multilevel"/>
     <w:tmpl w:val="0BFACE44"/>
@@ -27280,7 +28929,7 @@
       </w:rPr>
     </w:lvl>
   </w:abstractNum>
-  <w:abstractNum w:abstractNumId="22" w15:restartNumberingAfterBreak="0">
+  <w:abstractNum w:abstractNumId="23" w15:restartNumberingAfterBreak="0">
     <w:nsid w:val="4F0D7A44"/>
     <w:multiLevelType w:val="hybridMultilevel"/>
     <w:tmpl w:val="B0229482"/>
@@ -27369,7 +29018,7 @@
       </w:pPr>
     </w:lvl>
   </w:abstractNum>
-  <w:abstractNum w:abstractNumId="23" w15:restartNumberingAfterBreak="0">
+  <w:abstractNum w:abstractNumId="24" w15:restartNumberingAfterBreak="0">
     <w:nsid w:val="57BE130C"/>
     <w:multiLevelType w:val="singleLevel"/>
     <w:tmpl w:val="57BE130C"/>
@@ -27381,7 +29030,7 @@
       <w:lvlJc w:val="left"/>
     </w:lvl>
   </w:abstractNum>
-  <w:abstractNum w:abstractNumId="24" w15:restartNumberingAfterBreak="0">
+  <w:abstractNum w:abstractNumId="25" w15:restartNumberingAfterBreak="0">
     <w:nsid w:val="5C3F275D"/>
     <w:multiLevelType w:val="multilevel"/>
     <w:tmpl w:val="AEA0C9C2"/>
@@ -27530,7 +29179,7 @@
       </w:rPr>
     </w:lvl>
   </w:abstractNum>
-  <w:abstractNum w:abstractNumId="25" w15:restartNumberingAfterBreak="0">
+  <w:abstractNum w:abstractNumId="26" w15:restartNumberingAfterBreak="0">
     <w:nsid w:val="5C7406BF"/>
     <w:multiLevelType w:val="multilevel"/>
     <w:tmpl w:val="FB0CA71A"/>
@@ -27643,7 +29292,7 @@
       </w:pPr>
     </w:lvl>
   </w:abstractNum>
-  <w:abstractNum w:abstractNumId="26" w15:restartNumberingAfterBreak="0">
+  <w:abstractNum w:abstractNumId="27" w15:restartNumberingAfterBreak="0">
     <w:nsid w:val="5D0B3B3A"/>
     <w:multiLevelType w:val="multilevel"/>
     <w:tmpl w:val="C83051C6"/>
@@ -27792,7 +29441,156 @@
       </w:rPr>
     </w:lvl>
   </w:abstractNum>
-  <w:abstractNum w:abstractNumId="27" w15:restartNumberingAfterBreak="0">
+  <w:abstractNum w:abstractNumId="28" w15:restartNumberingAfterBreak="0">
+    <w:nsid w:val="5DEC6D6D"/>
+    <w:multiLevelType w:val="multilevel"/>
+    <w:tmpl w:val="9DD0E1BC"/>
+    <w:lvl w:ilvl="0">
+      <w:start w:val="1"/>
+      <w:numFmt w:val="bullet"/>
+      <w:lvlText w:val=""/>
+      <w:lvlJc w:val="left"/>
+      <w:pPr>
+        <w:tabs>
+          <w:tab w:val="num" w:pos="720"/>
+        </w:tabs>
+        <w:ind w:left="720" w:hanging="360"/>
+      </w:pPr>
+      <w:rPr>
+        <w:rFonts w:ascii="Symbol" w:hAnsi="Symbol" w:hint="default"/>
+        <w:sz w:val="20"/>
+      </w:rPr>
+    </w:lvl>
+    <w:lvl w:ilvl="1" w:tentative="1">
+      <w:start w:val="1"/>
+      <w:numFmt w:val="bullet"/>
+      <w:lvlText w:val="o"/>
+      <w:lvlJc w:val="left"/>
+      <w:pPr>
+        <w:tabs>
+          <w:tab w:val="num" w:pos="1440"/>
+        </w:tabs>
+        <w:ind w:left="1440" w:hanging="360"/>
+      </w:pPr>
+      <w:rPr>
+        <w:rFonts w:ascii="Courier New" w:hAnsi="Courier New" w:hint="default"/>
+        <w:sz w:val="20"/>
+      </w:rPr>
+    </w:lvl>
+    <w:lvl w:ilvl="2" w:tentative="1">
+      <w:start w:val="1"/>
+      <w:numFmt w:val="bullet"/>
+      <w:lvlText w:val=""/>
+      <w:lvlJc w:val="left"/>
+      <w:pPr>
+        <w:tabs>
+          <w:tab w:val="num" w:pos="2160"/>
+        </w:tabs>
+        <w:ind w:left="2160" w:hanging="360"/>
+      </w:pPr>
+      <w:rPr>
+        <w:rFonts w:ascii="Wingdings" w:hAnsi="Wingdings" w:hint="default"/>
+        <w:sz w:val="20"/>
+      </w:rPr>
+    </w:lvl>
+    <w:lvl w:ilvl="3" w:tentative="1">
+      <w:start w:val="1"/>
+      <w:numFmt w:val="bullet"/>
+      <w:lvlText w:val=""/>
+      <w:lvlJc w:val="left"/>
+      <w:pPr>
+        <w:tabs>
+          <w:tab w:val="num" w:pos="2880"/>
+        </w:tabs>
+        <w:ind w:left="2880" w:hanging="360"/>
+      </w:pPr>
+      <w:rPr>
+        <w:rFonts w:ascii="Wingdings" w:hAnsi="Wingdings" w:hint="default"/>
+        <w:sz w:val="20"/>
+      </w:rPr>
+    </w:lvl>
+    <w:lvl w:ilvl="4" w:tentative="1">
+      <w:start w:val="1"/>
+      <w:numFmt w:val="bullet"/>
+      <w:lvlText w:val=""/>
+      <w:lvlJc w:val="left"/>
+      <w:pPr>
+        <w:tabs>
+          <w:tab w:val="num" w:pos="3600"/>
+        </w:tabs>
+        <w:ind w:left="3600" w:hanging="360"/>
+      </w:pPr>
+      <w:rPr>
+        <w:rFonts w:ascii="Wingdings" w:hAnsi="Wingdings" w:hint="default"/>
+        <w:sz w:val="20"/>
+      </w:rPr>
+    </w:lvl>
+    <w:lvl w:ilvl="5" w:tentative="1">
+      <w:start w:val="1"/>
+      <w:numFmt w:val="bullet"/>
+      <w:lvlText w:val=""/>
+      <w:lvlJc w:val="left"/>
+      <w:pPr>
+        <w:tabs>
+          <w:tab w:val="num" w:pos="4320"/>
+        </w:tabs>
+        <w:ind w:left="4320" w:hanging="360"/>
+      </w:pPr>
+      <w:rPr>
+        <w:rFonts w:ascii="Wingdings" w:hAnsi="Wingdings" w:hint="default"/>
+        <w:sz w:val="20"/>
+      </w:rPr>
+    </w:lvl>
+    <w:lvl w:ilvl="6" w:tentative="1">
+      <w:start w:val="1"/>
+      <w:numFmt w:val="bullet"/>
+      <w:lvlText w:val=""/>
+      <w:lvlJc w:val="left"/>
+      <w:pPr>
+        <w:tabs>
+          <w:tab w:val="num" w:pos="5040"/>
+        </w:tabs>
+        <w:ind w:left="5040" w:hanging="360"/>
+      </w:pPr>
+      <w:rPr>
+        <w:rFonts w:ascii="Wingdings" w:hAnsi="Wingdings" w:hint="default"/>
+        <w:sz w:val="20"/>
+      </w:rPr>
+    </w:lvl>
+    <w:lvl w:ilvl="7" w:tentative="1">
+      <w:start w:val="1"/>
+      <w:numFmt w:val="bullet"/>
+      <w:lvlText w:val=""/>
+      <w:lvlJc w:val="left"/>
+      <w:pPr>
+        <w:tabs>
+          <w:tab w:val="num" w:pos="5760"/>
+        </w:tabs>
+        <w:ind w:left="5760" w:hanging="360"/>
+      </w:pPr>
+      <w:rPr>
+        <w:rFonts w:ascii="Wingdings" w:hAnsi="Wingdings" w:hint="default"/>
+        <w:sz w:val="20"/>
+      </w:rPr>
+    </w:lvl>
+    <w:lvl w:ilvl="8" w:tentative="1">
+      <w:start w:val="1"/>
+      <w:numFmt w:val="bullet"/>
+      <w:lvlText w:val=""/>
+      <w:lvlJc w:val="left"/>
+      <w:pPr>
+        <w:tabs>
+          <w:tab w:val="num" w:pos="6480"/>
+        </w:tabs>
+        <w:ind w:left="6480" w:hanging="360"/>
+      </w:pPr>
+      <w:rPr>
+        <w:rFonts w:ascii="Wingdings" w:hAnsi="Wingdings" w:hint="default"/>
+        <w:sz w:val="20"/>
+      </w:rPr>
+    </w:lvl>
+  </w:abstractNum>
+  <w:abstractNum w:abstractNumId="29" w15:restartNumberingAfterBreak="0">
     <w:nsid w:val="625825F5"/>
     <w:multiLevelType w:val="hybridMultilevel"/>
     <w:tmpl w:val="D1D8E8B4"/>
@@ -28004,7 +29802,7 @@
       </w:rPr>
     </w:lvl>
   </w:abstractNum>
-  <w:abstractNum w:abstractNumId="28" w15:restartNumberingAfterBreak="0">
+  <w:abstractNum w:abstractNumId="30" w15:restartNumberingAfterBreak="0">
     <w:nsid w:val="63950E80"/>
     <w:multiLevelType w:val="hybridMultilevel"/>
     <w:tmpl w:val="EEF82830"/>
@@ -28117,7 +29915,7 @@
       </w:rPr>
     </w:lvl>
   </w:abstractNum>
-  <w:abstractNum w:abstractNumId="29" w15:restartNumberingAfterBreak="0">
+  <w:abstractNum w:abstractNumId="31" w15:restartNumberingAfterBreak="0">
     <w:nsid w:val="675C06E4"/>
     <w:multiLevelType w:val="hybridMultilevel"/>
     <w:tmpl w:val="D0B08BC2"/>
@@ -28206,7 +30004,7 @@
       </w:pPr>
     </w:lvl>
   </w:abstractNum>
-  <w:abstractNum w:abstractNumId="30" w15:restartNumberingAfterBreak="0">
+  <w:abstractNum w:abstractNumId="32" w15:restartNumberingAfterBreak="0">
     <w:nsid w:val="6A6B491C"/>
     <w:multiLevelType w:val="hybridMultilevel"/>
     <w:tmpl w:val="234A2E9A"/>
@@ -28296,7 +30094,7 @@
       </w:pPr>
     </w:lvl>
   </w:abstractNum>
-  <w:abstractNum w:abstractNumId="31" w15:restartNumberingAfterBreak="0">
+  <w:abstractNum w:abstractNumId="33" w15:restartNumberingAfterBreak="0">
     <w:nsid w:val="6E015A95"/>
     <w:multiLevelType w:val="multilevel"/>
     <w:tmpl w:val="7F22E35C"/>
@@ -28445,7 +30243,7 @@
       </w:rPr>
     </w:lvl>
   </w:abstractNum>
-  <w:abstractNum w:abstractNumId="32" w15:restartNumberingAfterBreak="0">
+  <w:abstractNum w:abstractNumId="34" w15:restartNumberingAfterBreak="0">
     <w:nsid w:val="764F7F06"/>
     <w:multiLevelType w:val="multilevel"/>
     <w:tmpl w:val="CE48180A"/>
@@ -28594,7 +30392,7 @@
       </w:rPr>
     </w:lvl>
   </w:abstractNum>
-  <w:abstractNum w:abstractNumId="33" w15:restartNumberingAfterBreak="0">
+  <w:abstractNum w:abstractNumId="35" w15:restartNumberingAfterBreak="0">
     <w:nsid w:val="7BCF78E7"/>
     <w:multiLevelType w:val="multilevel"/>
     <w:tmpl w:val="2668EDE4"/>
@@ -28743,7 +30541,7 @@
       </w:rPr>
     </w:lvl>
   </w:abstractNum>
-  <w:abstractNum w:abstractNumId="34" w15:restartNumberingAfterBreak="0">
+  <w:abstractNum w:abstractNumId="36" w15:restartNumberingAfterBreak="0">
     <w:nsid w:val="7C690DB5"/>
     <w:multiLevelType w:val="multilevel"/>
     <w:tmpl w:val="11729858"/>
@@ -28892,7 +30690,7 @@
       </w:rPr>
     </w:lvl>
   </w:abstractNum>
-  <w:abstractNum w:abstractNumId="35" w15:restartNumberingAfterBreak="0">
+  <w:abstractNum w:abstractNumId="37" w15:restartNumberingAfterBreak="0">
     <w:nsid w:val="7F705304"/>
     <w:multiLevelType w:val="multilevel"/>
     <w:tmpl w:val="27CC2832"/>
@@ -29042,76 +30840,76 @@
     </w:lvl>
   </w:abstractNum>
   <w:num w:numId="1" w16cid:durableId="281307767">
-    <w:abstractNumId w:val="8"/>
+    <w:abstractNumId w:val="9"/>
   </w:num>
   <w:num w:numId="2" w16cid:durableId="1749842563">
-    <w:abstractNumId w:val="27"/>
+    <w:abstractNumId w:val="29"/>
   </w:num>
   <w:num w:numId="3" w16cid:durableId="1999839927">
-    <w:abstractNumId w:val="10"/>
+    <w:abstractNumId w:val="11"/>
   </w:num>
   <w:num w:numId="4" w16cid:durableId="1119690562">
-    <w:abstractNumId w:val="32"/>
+    <w:abstractNumId w:val="34"/>
   </w:num>
   <w:num w:numId="5" w16cid:durableId="431050346">
+    <w:abstractNumId w:val="26"/>
+  </w:num>
+  <w:num w:numId="6" w16cid:durableId="1658917117">
+    <w:abstractNumId w:val="33"/>
+  </w:num>
+  <w:num w:numId="7" w16cid:durableId="1756903353">
     <w:abstractNumId w:val="25"/>
   </w:num>
-  <w:num w:numId="6" w16cid:durableId="1658917117">
-    <w:abstractNumId w:val="31"/>
-  </w:num>
-  <w:num w:numId="7" w16cid:durableId="1756903353">
-    <w:abstractNumId w:val="24"/>
-  </w:num>
   <w:num w:numId="8" w16cid:durableId="106431569">
-    <w:abstractNumId w:val="34"/>
+    <w:abstractNumId w:val="36"/>
   </w:num>
   <w:num w:numId="9" w16cid:durableId="1258174647">
-    <w:abstractNumId w:val="21"/>
+    <w:abstractNumId w:val="22"/>
   </w:num>
   <w:num w:numId="10" w16cid:durableId="2043287719">
     <w:abstractNumId w:val="2"/>
   </w:num>
   <w:num w:numId="11" w16cid:durableId="651300179">
+    <w:abstractNumId w:val="37"/>
+  </w:num>
+  <w:num w:numId="12" w16cid:durableId="1086414519">
+    <w:abstractNumId w:val="27"/>
+  </w:num>
+  <w:num w:numId="13" w16cid:durableId="1468665044">
+    <w:abstractNumId w:val="23"/>
+  </w:num>
+  <w:num w:numId="14" w16cid:durableId="316611638">
+    <w:abstractNumId w:val="32"/>
+  </w:num>
+  <w:num w:numId="15" w16cid:durableId="667372083">
+    <w:abstractNumId w:val="20"/>
+  </w:num>
+  <w:num w:numId="16" w16cid:durableId="1688828749">
+    <w:abstractNumId w:val="18"/>
+  </w:num>
+  <w:num w:numId="17" w16cid:durableId="1664235303">
     <w:abstractNumId w:val="35"/>
   </w:num>
-  <w:num w:numId="12" w16cid:durableId="1086414519">
-    <w:abstractNumId w:val="26"/>
+  <w:num w:numId="18" w16cid:durableId="1910849445">
+    <w:abstractNumId w:val="19"/>
   </w:num>
-  <w:num w:numId="13" w16cid:durableId="1468665044">
-    <w:abstractNumId w:val="22"/>
-  </w:num>
-  <w:num w:numId="14" w16cid:durableId="316611638">
+  <w:num w:numId="19" w16cid:durableId="1862083006">
     <w:abstractNumId w:val="30"/>
   </w:num>
-  <w:num w:numId="15" w16cid:durableId="667372083">
-    <w:abstractNumId w:val="19"/>
+  <w:num w:numId="20" w16cid:durableId="554656242">
+    <w:abstractNumId w:val="6"/>
   </w:num>
-  <w:num w:numId="16" w16cid:durableId="1688828749">
-    <w:abstractNumId w:val="17"/>
+  <w:num w:numId="21" w16cid:durableId="1082526122">
+    <w:abstractNumId w:val="31"/>
   </w:num>
-  <w:num w:numId="17" w16cid:durableId="1664235303">
-    <w:abstractNumId w:val="33"/>
+  <w:num w:numId="22" w16cid:durableId="605574049">
+    <w:abstractNumId w:val="16"/>
   </w:num>
-  <w:num w:numId="18" w16cid:durableId="1910849445">
-    <w:abstractNumId w:val="18"/>
-  </w:num>
-  <w:num w:numId="19" w16cid:durableId="1862083006">
-    <w:abstractNumId w:val="28"/>
-  </w:num>
-  <w:num w:numId="20" w16cid:durableId="554656242">
+  <w:num w:numId="23" w16cid:durableId="426315473">
     <w:abstractNumId w:val="5"/>
   </w:num>
-  <w:num w:numId="21" w16cid:durableId="1082526122">
-    <w:abstractNumId w:val="29"/>
-  </w:num>
-  <w:num w:numId="22" w16cid:durableId="605574049">
-    <w:abstractNumId w:val="15"/>
-  </w:num>
-  <w:num w:numId="23" w16cid:durableId="426315473">
-    <w:abstractNumId w:val="4"/>
-  </w:num>
   <w:num w:numId="24" w16cid:durableId="740560449">
-    <w:abstractNumId w:val="13"/>
+    <w:abstractNumId w:val="14"/>
   </w:num>
   <w:num w:numId="25" w16cid:durableId="1399329242">
     <w:abstractNumId w:val="0"/>
@@ -29120,55 +30918,61 @@
     <w:abstractNumId w:val="1"/>
   </w:num>
   <w:num w:numId="27" w16cid:durableId="569467802">
-    <w:abstractNumId w:val="20"/>
+    <w:abstractNumId w:val="21"/>
   </w:num>
   <w:num w:numId="28" w16cid:durableId="1384594110">
-    <w:abstractNumId w:val="16"/>
+    <w:abstractNumId w:val="17"/>
   </w:num>
   <w:num w:numId="29" w16cid:durableId="1441606315">
-    <w:abstractNumId w:val="23"/>
+    <w:abstractNumId w:val="24"/>
   </w:num>
   <w:num w:numId="30" w16cid:durableId="821392726">
-    <w:abstractNumId w:val="3"/>
+    <w:abstractNumId w:val="4"/>
   </w:num>
   <w:num w:numId="31" w16cid:durableId="1828983789">
-    <w:abstractNumId w:val="9"/>
+    <w:abstractNumId w:val="10"/>
   </w:num>
   <w:num w:numId="32" w16cid:durableId="1512985298">
-    <w:abstractNumId w:val="12"/>
+    <w:abstractNumId w:val="13"/>
   </w:num>
   <w:num w:numId="33" w16cid:durableId="1134101922">
-    <w:abstractNumId w:val="7"/>
+    <w:abstractNumId w:val="8"/>
   </w:num>
   <w:num w:numId="34" w16cid:durableId="1669138147">
-    <w:abstractNumId w:val="6"/>
+    <w:abstractNumId w:val="7"/>
     <w:lvlOverride w:ilvl="0">
       <w:startOverride w:val="1"/>
     </w:lvlOverride>
   </w:num>
   <w:num w:numId="35" w16cid:durableId="2105421296">
-    <w:abstractNumId w:val="6"/>
+    <w:abstractNumId w:val="7"/>
     <w:lvlOverride w:ilvl="0">
       <w:startOverride w:val="2"/>
     </w:lvlOverride>
   </w:num>
   <w:num w:numId="36" w16cid:durableId="474176254">
-    <w:abstractNumId w:val="6"/>
+    <w:abstractNumId w:val="7"/>
     <w:lvlOverride w:ilvl="0">
       <w:startOverride w:val="3"/>
     </w:lvlOverride>
   </w:num>
   <w:num w:numId="37" w16cid:durableId="878277006">
-    <w:abstractNumId w:val="6"/>
+    <w:abstractNumId w:val="7"/>
     <w:lvlOverride w:ilvl="0">
       <w:startOverride w:val="4"/>
     </w:lvlOverride>
   </w:num>
   <w:num w:numId="38" w16cid:durableId="1013847966">
-    <w:abstractNumId w:val="11"/>
+    <w:abstractNumId w:val="12"/>
   </w:num>
   <w:num w:numId="39" w16cid:durableId="1902055947">
-    <w:abstractNumId w:val="14"/>
+    <w:abstractNumId w:val="15"/>
+  </w:num>
+  <w:num w:numId="40" w16cid:durableId="931091699">
+    <w:abstractNumId w:val="28"/>
+  </w:num>
+  <w:num w:numId="41" w16cid:durableId="467361169">
+    <w:abstractNumId w:val="3"/>
   </w:num>
 </w:numbering>
 </file>
@@ -29780,7 +31584,6 @@
   <w:style w:type="character" w:default="1" w:styleId="DefaultParagraphFont">
     <w:name w:val="Default Paragraph Font"/>
     <w:uiPriority w:val="1"/>
-    <w:semiHidden/>
     <w:unhideWhenUsed/>
   </w:style>
   <w:style w:type="table" w:default="1" w:styleId="TableNormal">
